--- a/Proyecto/Rebeca_Pavon_Fernandez.docx
+++ b/Proyecto/Rebeca_Pavon_Fernandez.docx
@@ -556,13 +556,7 @@
         <w:rPr>
           <w:b/>
         </w:rPr>
-        <w:t>Alarma</w:t>
-      </w:r>
-      <w:r>
-        <w:rPr>
-          <w:b/>
-        </w:rPr>
-        <w:t xml:space="preserve"> de Ayuda Programable</w:t>
+        <w:t>Alarma de Ayuda Programable</w:t>
       </w:r>
       <w:r>
         <w:t xml:space="preserve">.  </w:t>
@@ -714,14 +708,12 @@
       <w:r>
         <w:t xml:space="preserve">- </w:t>
       </w:r>
-      <w:proofErr w:type="spellStart"/>
       <w:r>
         <w:rPr>
           <w:i/>
         </w:rPr>
         <w:t>Medisafe</w:t>
       </w:r>
-      <w:proofErr w:type="spellEnd"/>
       <w:r>
         <w:t xml:space="preserve">: envía recordatorios de medicación y permite seguimiento básico. </w:t>
       </w:r>
@@ -733,14 +725,12 @@
       <w:r>
         <w:t xml:space="preserve">- </w:t>
       </w:r>
-      <w:proofErr w:type="spellStart"/>
       <w:r>
         <w:rPr>
           <w:i/>
         </w:rPr>
         <w:t>MyTherapy</w:t>
       </w:r>
-      <w:proofErr w:type="spellEnd"/>
       <w:r>
         <w:t xml:space="preserve">: incluye un diario de salud y registro de síntomas.  </w:t>
       </w:r>
@@ -927,46 +917,25 @@
       </w:r>
     </w:p>
     <w:p>
-      <w:r>
-        <w:t>Añadir persona mayor – consultar medicación</w:t>
-      </w:r>
-    </w:p>
-    <w:p>
-      <w:r>
-        <w:t>Quitar la ubicación</w:t>
-      </w:r>
-    </w:p>
-    <w:p>
-      <w:r>
-        <w:t xml:space="preserve">Añadir gestionar diario de memoria – familiar </w:t>
-      </w:r>
-    </w:p>
-    <w:p>
-      <w:r>
-        <w:t xml:space="preserve">Añadir consultar diario de memoria – persona mayor </w:t>
-      </w:r>
-    </w:p>
-    <w:p>
       <w:pPr>
         <w:spacing w:after="0" w:line="259" w:lineRule="auto"/>
         <w:ind w:left="0" w:firstLine="0"/>
         <w:jc w:val="right"/>
       </w:pPr>
       <w:r>
-        <w:rPr>
-          <w:noProof/>
-        </w:rPr>
         <w:drawing>
-          <wp:inline distT="0" distB="0" distL="0" distR="0" wp14:anchorId="4ADBF6F8" wp14:editId="739E6108">
-            <wp:extent cx="5399405" cy="3314065"/>
-            <wp:effectExtent l="0" t="0" r="0" b="0"/>
-            <wp:docPr id="318" name="Picture 318"/>
-            <wp:cNvGraphicFramePr/>
+          <wp:inline distT="0" distB="0" distL="0" distR="0" wp14:anchorId="580FA58F" wp14:editId="1D03E0D9">
+            <wp:extent cx="5501640" cy="3129915"/>
+            <wp:effectExtent l="0" t="0" r="3810" b="0"/>
+            <wp:docPr id="846727939" name="Imagen 1" descr="Diagrama&#10;&#10;El contenido generado por IA puede ser incorrecto."/>
+            <wp:cNvGraphicFramePr>
+              <a:graphicFrameLocks xmlns:a="http://schemas.openxmlformats.org/drawingml/2006/main" noChangeAspect="1"/>
+            </wp:cNvGraphicFramePr>
             <a:graphic xmlns:a="http://schemas.openxmlformats.org/drawingml/2006/main">
               <a:graphicData uri="http://schemas.openxmlformats.org/drawingml/2006/picture">
                 <pic:pic xmlns:pic="http://schemas.openxmlformats.org/drawingml/2006/picture">
                   <pic:nvPicPr>
-                    <pic:cNvPr id="318" name="Picture 318"/>
+                    <pic:cNvPr id="846727939" name="Imagen 1" descr="Diagrama&#10;&#10;El contenido generado por IA puede ser incorrecto."/>
                     <pic:cNvPicPr/>
                   </pic:nvPicPr>
                   <pic:blipFill>
@@ -978,7 +947,7 @@
                   <pic:spPr>
                     <a:xfrm>
                       <a:off x="0" y="0"/>
-                      <a:ext cx="5399405" cy="3314065"/>
+                      <a:ext cx="5501640" cy="3129915"/>
                     </a:xfrm>
                     <a:prstGeom prst="rect">
                       <a:avLst/>
@@ -1030,6 +999,11 @@
     </w:p>
     <w:p>
       <w:pPr>
+        <w:ind w:left="9" w:right="122"/>
+      </w:pPr>
+    </w:p>
+    <w:p>
+      <w:pPr>
         <w:spacing w:after="96" w:line="259" w:lineRule="auto"/>
         <w:ind w:left="9"/>
         <w:jc w:val="left"/>
@@ -1038,7 +1012,19 @@
         <w:rPr>
           <w:b/>
         </w:rPr>
-        <w:t>CU1. Gestionar medicación</w:t>
+        <w:t>CU</w:t>
+      </w:r>
+      <w:r>
+        <w:rPr>
+          <w:b/>
+        </w:rPr>
+        <w:t>1</w:t>
+      </w:r>
+      <w:r>
+        <w:rPr>
+          <w:b/>
+        </w:rPr>
+        <w:t>. Gestionar medicación</w:t>
       </w:r>
       <w:r>
         <w:t xml:space="preserve">   </w:t>
@@ -1049,7 +1035,7 @@
         <w:ind w:left="9" w:right="122"/>
       </w:pPr>
       <w:r>
-        <w:t xml:space="preserve">Actor principal: Persona Mayor   </w:t>
+        <w:t xml:space="preserve">Actor principal: Familiar / Cuidador   </w:t>
       </w:r>
     </w:p>
     <w:p>
@@ -1058,9 +1044,6 @@
         <w:ind w:left="9" w:right="932"/>
       </w:pPr>
       <w:r>
-        <w:t xml:space="preserve">Actores secundarios: Familiar/Cuidador/Asistente (opcional) </w:t>
-      </w:r>
-      <w:r>
         <w:rPr>
           <w:b/>
         </w:rPr>
@@ -1072,86 +1055,168 @@
     </w:p>
     <w:p>
       <w:pPr>
+        <w:pStyle w:val="Prrafodelista"/>
         <w:numPr>
           <w:ilvl w:val="0"/>
-          <w:numId w:val="3"/>
+          <w:numId w:val="13"/>
         </w:numPr>
-        <w:ind w:right="122" w:hanging="226"/>
-      </w:pPr>
-      <w:r>
-        <w:t xml:space="preserve">La persona mayor accede a la sección de medicación.   </w:t>
-      </w:r>
-    </w:p>
-    <w:p>
-      <w:pPr>
+        <w:spacing w:after="98" w:line="259" w:lineRule="auto"/>
+        <w:jc w:val="left"/>
+      </w:pPr>
+      <w:r>
+        <w:t>El familiar/cuidador accede a la sección de medicación.</w:t>
+      </w:r>
+    </w:p>
+    <w:p>
+      <w:pPr>
+        <w:pStyle w:val="Prrafodelista"/>
         <w:numPr>
           <w:ilvl w:val="0"/>
-          <w:numId w:val="3"/>
+          <w:numId w:val="13"/>
         </w:numPr>
-        <w:ind w:right="122" w:hanging="226"/>
-      </w:pPr>
-      <w:r>
-        <w:t xml:space="preserve">Consulta los medicamentos pendientes del día.   </w:t>
-      </w:r>
-    </w:p>
-    <w:p>
-      <w:pPr>
+        <w:spacing w:after="98" w:line="259" w:lineRule="auto"/>
+        <w:jc w:val="left"/>
+      </w:pPr>
+      <w:r>
+        <w:t>Registra los medicamentos, dosis y horarios de toma.</w:t>
+      </w:r>
+    </w:p>
+    <w:p>
+      <w:pPr>
+        <w:pStyle w:val="Prrafodelista"/>
         <w:numPr>
           <w:ilvl w:val="0"/>
-          <w:numId w:val="3"/>
+          <w:numId w:val="13"/>
         </w:numPr>
-        <w:ind w:right="122" w:hanging="226"/>
+        <w:spacing w:after="98" w:line="259" w:lineRule="auto"/>
+        <w:jc w:val="left"/>
+      </w:pPr>
+      <w:r>
+        <w:t>(Opcional) Modifica o elimina medicación previamente registrada</w:t>
+      </w:r>
+    </w:p>
+    <w:p>
+      <w:pPr>
+        <w:spacing w:after="98" w:line="259" w:lineRule="auto"/>
+        <w:jc w:val="left"/>
+      </w:pPr>
+    </w:p>
+    <w:p>
+      <w:pPr>
+        <w:spacing w:after="96" w:line="259" w:lineRule="auto"/>
+        <w:ind w:left="9"/>
+        <w:jc w:val="left"/>
+      </w:pPr>
+      <w:r>
+        <w:rPr>
+          <w:b/>
+        </w:rPr>
+        <w:t>CU</w:t>
+      </w:r>
+      <w:r>
+        <w:rPr>
+          <w:b/>
+        </w:rPr>
+        <w:t>2</w:t>
+      </w:r>
+      <w:r>
+        <w:rPr>
+          <w:b/>
+        </w:rPr>
+        <w:t xml:space="preserve">. </w:t>
+      </w:r>
+      <w:r>
+        <w:rPr>
+          <w:b/>
+        </w:rPr>
+        <w:t>Consultar</w:t>
+      </w:r>
+      <w:r>
+        <w:rPr>
+          <w:b/>
+        </w:rPr>
+        <w:t xml:space="preserve"> medicación</w:t>
+      </w:r>
+      <w:r>
+        <w:t xml:space="preserve">   </w:t>
+      </w:r>
+    </w:p>
+    <w:p>
+      <w:pPr>
+        <w:ind w:left="9" w:right="122"/>
+      </w:pPr>
+      <w:r>
+        <w:t xml:space="preserve">Actor principal: Persona Mayor   </w:t>
+      </w:r>
+    </w:p>
+    <w:p>
+      <w:pPr>
+        <w:spacing w:line="346" w:lineRule="auto"/>
+        <w:ind w:left="9" w:right="932"/>
       </w:pPr>
       <w:r>
         <w:lastRenderedPageBreak/>
-        <w:t xml:space="preserve">Recibe recordatorios automáticos cuando llega la hora de cada toma.   </w:t>
-      </w:r>
-    </w:p>
-    <w:p>
-      <w:pPr>
+        <w:t xml:space="preserve">Actores secundarios: Familiar/Cuidador/Asistente (opcional) </w:t>
+      </w:r>
+    </w:p>
+    <w:p>
+      <w:pPr>
+        <w:spacing w:line="346" w:lineRule="auto"/>
+        <w:ind w:left="9" w:right="932"/>
+      </w:pPr>
+      <w:r>
+        <w:rPr>
+          <w:b/>
+        </w:rPr>
+        <w:t xml:space="preserve">Escenario principal:  </w:t>
+      </w:r>
+      <w:r>
+        <w:t xml:space="preserve"> </w:t>
+      </w:r>
+    </w:p>
+    <w:p>
+      <w:pPr>
+        <w:pStyle w:val="Prrafodelista"/>
         <w:numPr>
           <w:ilvl w:val="0"/>
-          <w:numId w:val="3"/>
+          <w:numId w:val="14"/>
         </w:numPr>
-        <w:ind w:right="122" w:hanging="226"/>
-      </w:pPr>
-      <w:r>
-        <w:t xml:space="preserve">Registra que ha tomado la medicación.   </w:t>
-      </w:r>
-    </w:p>
-    <w:p>
-      <w:pPr>
+        <w:ind w:right="122"/>
+      </w:pPr>
+      <w:r>
+        <w:t>La persona mayor accede a la sección de medicación.</w:t>
+      </w:r>
+    </w:p>
+    <w:p>
+      <w:pPr>
+        <w:pStyle w:val="Prrafodelista"/>
         <w:numPr>
           <w:ilvl w:val="0"/>
-          <w:numId w:val="3"/>
+          <w:numId w:val="14"/>
         </w:numPr>
-        <w:ind w:right="122" w:hanging="226"/>
-      </w:pPr>
-      <w:r>
-        <w:t xml:space="preserve">Si el usuario intenta exceder la dosis establecida, el sistema emite una advertencia.  </w:t>
-      </w:r>
-    </w:p>
-    <w:p>
-      <w:pPr>
+        <w:ind w:right="122"/>
+      </w:pPr>
+      <w:r>
+        <w:t>Consulta los medicamentos pendientes del día.</w:t>
+      </w:r>
+    </w:p>
+    <w:p>
+      <w:pPr>
+        <w:pStyle w:val="Prrafodelista"/>
         <w:numPr>
           <w:ilvl w:val="0"/>
-          <w:numId w:val="3"/>
+          <w:numId w:val="14"/>
         </w:numPr>
-        <w:ind w:right="122" w:hanging="226"/>
-      </w:pPr>
-      <w:r>
-        <w:t xml:space="preserve">El familiar/cuidador puede consultar el historial de tomas desde su acceso vinculado.  </w:t>
-      </w:r>
-    </w:p>
-    <w:p>
-      <w:pPr>
-        <w:spacing w:after="98" w:line="259" w:lineRule="auto"/>
-        <w:ind w:left="14" w:firstLine="0"/>
-        <w:jc w:val="left"/>
-      </w:pPr>
-      <w:r>
-        <w:t xml:space="preserve">  </w:t>
-      </w:r>
+        <w:ind w:right="122"/>
+      </w:pPr>
+      <w:r>
+        <w:t>El sistema envía recordatorios automáticos cuando llega la hora de cada toma.</w:t>
+      </w:r>
+    </w:p>
+    <w:p>
+      <w:pPr>
+        <w:ind w:left="0" w:right="122" w:firstLine="0"/>
+      </w:pPr>
     </w:p>
     <w:p>
       <w:pPr>
@@ -1163,7 +1228,19 @@
         <w:rPr>
           <w:b/>
         </w:rPr>
-        <w:t>CU2. Botón de ayuda</w:t>
+        <w:t>CU</w:t>
+      </w:r>
+      <w:r>
+        <w:rPr>
+          <w:b/>
+        </w:rPr>
+        <w:t>3</w:t>
+      </w:r>
+      <w:r>
+        <w:rPr>
+          <w:b/>
+        </w:rPr>
+        <w:t>. Botón de ayuda</w:t>
       </w:r>
       <w:r>
         <w:t xml:space="preserve">   </w:t>
@@ -1185,6 +1262,12 @@
       <w:r>
         <w:t xml:space="preserve">Actores secundarios: Familiar/Cuidador/Asistente  </w:t>
       </w:r>
+    </w:p>
+    <w:p>
+      <w:pPr>
+        <w:spacing w:after="0" w:line="346" w:lineRule="auto"/>
+        <w:ind w:left="9" w:right="1891"/>
+      </w:pPr>
       <w:r>
         <w:rPr>
           <w:b/>
@@ -1204,43 +1287,81 @@
         <w:ind w:right="122" w:hanging="226"/>
       </w:pPr>
       <w:r>
-        <w:t xml:space="preserve">La persona mayor pulsa el botón de ayuda cuando necesita asistencia.   </w:t>
-      </w:r>
-    </w:p>
-    <w:p>
-      <w:pPr>
+        <w:t xml:space="preserve">La persona mayor pulsa el botón de </w:t>
+      </w:r>
+      <w:r>
+        <w:t>alarma para confirmar su bienestar actual</w:t>
+      </w:r>
+      <w:r>
+        <w:t xml:space="preserve">. </w:t>
+      </w:r>
+    </w:p>
+    <w:p>
+      <w:pPr>
+        <w:ind w:left="0" w:right="122" w:firstLine="0"/>
+      </w:pPr>
+    </w:p>
+    <w:p>
+      <w:pPr>
+        <w:spacing w:after="0" w:line="346" w:lineRule="auto"/>
+        <w:ind w:left="9" w:right="1891"/>
+      </w:pPr>
+      <w:r>
+        <w:rPr>
+          <w:b/>
+        </w:rPr>
+        <w:t xml:space="preserve">Escenario </w:t>
+      </w:r>
+      <w:r>
+        <w:rPr>
+          <w:b/>
+        </w:rPr>
+        <w:t>alternativo</w:t>
+      </w:r>
+      <w:r>
+        <w:t xml:space="preserve">:   </w:t>
+      </w:r>
+    </w:p>
+    <w:p>
+      <w:pPr>
+        <w:pStyle w:val="Prrafodelista"/>
         <w:numPr>
           <w:ilvl w:val="0"/>
-          <w:numId w:val="4"/>
+          <w:numId w:val="15"/>
         </w:numPr>
-        <w:ind w:right="122" w:hanging="226"/>
-      </w:pPr>
-      <w:r>
-        <w:t xml:space="preserve">La aplicación envía una alerta inmediata al familiar/cuidador.   </w:t>
-      </w:r>
-    </w:p>
-    <w:p>
-      <w:pPr>
+        <w:spacing w:after="98" w:line="259" w:lineRule="auto"/>
+        <w:jc w:val="left"/>
+      </w:pPr>
+      <w:r>
+        <w:t>La persona mayor no pulsa el botón dentro del tiempo configurado.</w:t>
+      </w:r>
+    </w:p>
+    <w:p>
+      <w:pPr>
+        <w:pStyle w:val="Prrafodelista"/>
         <w:numPr>
           <w:ilvl w:val="0"/>
-          <w:numId w:val="4"/>
+          <w:numId w:val="15"/>
         </w:numPr>
-        <w:ind w:right="122" w:hanging="226"/>
-      </w:pPr>
-      <w:r>
-        <w:t xml:space="preserve">El cuidador recibe una notificación con el mensaje de emergencia y la ubicación actual del usuario.   </w:t>
-      </w:r>
-    </w:p>
-    <w:p>
-      <w:pPr>
+        <w:spacing w:after="98" w:line="259" w:lineRule="auto"/>
+        <w:jc w:val="left"/>
+      </w:pPr>
+      <w:r>
+        <w:t>El sistema genera una alerta automática al familiar/cuidador.</w:t>
+      </w:r>
+    </w:p>
+    <w:p>
+      <w:pPr>
+        <w:pStyle w:val="Prrafodelista"/>
         <w:numPr>
           <w:ilvl w:val="0"/>
-          <w:numId w:val="4"/>
+          <w:numId w:val="15"/>
         </w:numPr>
-        <w:ind w:right="122" w:hanging="226"/>
-      </w:pPr>
-      <w:r>
-        <w:t xml:space="preserve">El cuidador contacta o acude en ayuda del usuario.  </w:t>
+        <w:spacing w:after="98" w:line="259" w:lineRule="auto"/>
+        <w:jc w:val="left"/>
+      </w:pPr>
+      <w:r>
+        <w:t>El familiar/cuidador contacta o acude en ayuda del usuario.</w:t>
       </w:r>
     </w:p>
     <w:p>
@@ -1249,9 +1370,100 @@
         <w:ind w:left="14" w:firstLine="0"/>
         <w:jc w:val="left"/>
       </w:pPr>
-      <w:r>
-        <w:t xml:space="preserve">  </w:t>
-      </w:r>
+    </w:p>
+    <w:p>
+      <w:pPr>
+        <w:spacing w:after="96" w:line="259" w:lineRule="auto"/>
+        <w:ind w:left="9"/>
+        <w:jc w:val="left"/>
+      </w:pPr>
+      <w:r>
+        <w:rPr>
+          <w:b/>
+        </w:rPr>
+        <w:t xml:space="preserve">CU4. Gestionar </w:t>
+      </w:r>
+      <w:r>
+        <w:rPr>
+          <w:b/>
+        </w:rPr>
+        <w:t>diario de memoria</w:t>
+      </w:r>
+      <w:r>
+        <w:t xml:space="preserve">   </w:t>
+      </w:r>
+    </w:p>
+    <w:p>
+      <w:pPr>
+        <w:ind w:left="9" w:right="122"/>
+      </w:pPr>
+      <w:r>
+        <w:t xml:space="preserve">Actor principal: Familiar / Cuidador   </w:t>
+      </w:r>
+    </w:p>
+    <w:p>
+      <w:pPr>
+        <w:spacing w:line="346" w:lineRule="auto"/>
+        <w:ind w:left="9" w:right="932"/>
+      </w:pPr>
+      <w:r>
+        <w:rPr>
+          <w:b/>
+        </w:rPr>
+        <w:t xml:space="preserve">Escenario principal:  </w:t>
+      </w:r>
+      <w:r>
+        <w:t xml:space="preserve"> </w:t>
+      </w:r>
+    </w:p>
+    <w:p>
+      <w:pPr>
+        <w:pStyle w:val="Prrafodelista"/>
+        <w:numPr>
+          <w:ilvl w:val="0"/>
+          <w:numId w:val="16"/>
+        </w:numPr>
+        <w:spacing w:after="98" w:line="259" w:lineRule="auto"/>
+        <w:jc w:val="left"/>
+      </w:pPr>
+      <w:r>
+        <w:t>El familiar/cuidador accede al diario de memoria.</w:t>
+      </w:r>
+    </w:p>
+    <w:p>
+      <w:pPr>
+        <w:pStyle w:val="Prrafodelista"/>
+        <w:numPr>
+          <w:ilvl w:val="0"/>
+          <w:numId w:val="16"/>
+        </w:numPr>
+        <w:spacing w:after="98" w:line="259" w:lineRule="auto"/>
+        <w:jc w:val="left"/>
+      </w:pPr>
+      <w:r>
+        <w:t>Registra eventos, actividades o información relevante para la persona mayor.</w:t>
+      </w:r>
+    </w:p>
+    <w:p>
+      <w:pPr>
+        <w:pStyle w:val="Prrafodelista"/>
+        <w:numPr>
+          <w:ilvl w:val="0"/>
+          <w:numId w:val="16"/>
+        </w:numPr>
+        <w:spacing w:after="98" w:line="259" w:lineRule="auto"/>
+        <w:jc w:val="left"/>
+      </w:pPr>
+      <w:r>
+        <w:t>(Opcional) Edita o elimina entradas anteriores.</w:t>
+      </w:r>
+    </w:p>
+    <w:p>
+      <w:pPr>
+        <w:spacing w:after="98" w:line="259" w:lineRule="auto"/>
+        <w:ind w:left="14" w:firstLine="0"/>
+        <w:jc w:val="left"/>
+      </w:pPr>
     </w:p>
     <w:p>
       <w:pPr>
@@ -1263,7 +1475,31 @@
         <w:rPr>
           <w:b/>
         </w:rPr>
-        <w:t>CU3. Diario de memoria</w:t>
+        <w:t>CU</w:t>
+      </w:r>
+      <w:r>
+        <w:rPr>
+          <w:b/>
+        </w:rPr>
+        <w:t>5</w:t>
+      </w:r>
+      <w:r>
+        <w:rPr>
+          <w:b/>
+        </w:rPr>
+        <w:t xml:space="preserve">. </w:t>
+      </w:r>
+      <w:r>
+        <w:rPr>
+          <w:b/>
+        </w:rPr>
+        <w:t>Consultar d</w:t>
+      </w:r>
+      <w:r>
+        <w:rPr>
+          <w:b/>
+        </w:rPr>
+        <w:t>iario de memoria</w:t>
       </w:r>
       <w:r>
         <w:t xml:space="preserve">  Actor principal: Persona Mayor  </w:t>
@@ -1287,7 +1523,10 @@
         <w:ind w:right="122" w:hanging="226"/>
       </w:pPr>
       <w:r>
-        <w:t xml:space="preserve">El usuario accede al diario de memoria.   </w:t>
+        <w:t xml:space="preserve">La persona mayor </w:t>
+      </w:r>
+      <w:r>
+        <w:t xml:space="preserve">accede al diario de memoria.   </w:t>
       </w:r>
     </w:p>
     <w:p>
@@ -1299,37 +1538,13 @@
         <w:ind w:right="122" w:hanging="226"/>
       </w:pPr>
       <w:r>
-        <w:t xml:space="preserve">Añade una nota sobre un evento, emoción o recordatorio.   </w:t>
-      </w:r>
-    </w:p>
-    <w:p>
-      <w:pPr>
-        <w:numPr>
-          <w:ilvl w:val="0"/>
-          <w:numId w:val="5"/>
-        </w:numPr>
-        <w:ind w:right="122" w:hanging="226"/>
-      </w:pPr>
-      <w:r>
         <w:t xml:space="preserve">Revisa entradas anteriores para reforzar su memoria cotidiana.   </w:t>
       </w:r>
     </w:p>
     <w:p>
       <w:pPr>
-        <w:numPr>
-          <w:ilvl w:val="0"/>
-          <w:numId w:val="5"/>
-        </w:numPr>
-        <w:ind w:right="122" w:hanging="226"/>
-      </w:pPr>
-      <w:r>
-        <w:t xml:space="preserve">Opcionalmente, el cuidador puede consultar o ayudar a completar el diario.  </w:t>
-      </w:r>
-    </w:p>
-    <w:p>
-      <w:pPr>
         <w:spacing w:after="98" w:line="259" w:lineRule="auto"/>
-        <w:ind w:left="14" w:firstLine="0"/>
+        <w:ind w:left="0" w:firstLine="0"/>
         <w:jc w:val="left"/>
       </w:pPr>
       <w:r>
@@ -1385,7 +1600,6 @@
         <w:tblCellMar>
           <w:top w:w="123" w:type="dxa"/>
           <w:left w:w="93" w:type="dxa"/>
-          <w:bottom w:w="0" w:type="dxa"/>
           <w:right w:w="17" w:type="dxa"/>
         </w:tblCellMar>
         <w:tblLook w:val="04A0" w:firstRow="1" w:lastRow="0" w:firstColumn="1" w:lastColumn="0" w:noHBand="0" w:noVBand="1"/>
@@ -1563,6 +1777,7 @@
               <w:rPr>
                 <w:b/>
               </w:rPr>
+              <w:lastRenderedPageBreak/>
               <w:t xml:space="preserve">RF1 </w:t>
             </w:r>
           </w:p>
@@ -1606,7 +1821,7 @@
               <w:jc w:val="left"/>
             </w:pPr>
             <w:r>
-              <w:t xml:space="preserve">Al iniciarse la app, deberá mostrar una pantalla para que el usuario, de forma voluntaria, introduzca sus datos personales. Estos datos serán su nombre, apellidos y dirección de email </w:t>
+              <w:t>Al iniciar la app, se mostrará una pantalla opcional para que el usuario introduzca sus datos personales: nombre, apellidos y correo electrónico.</w:t>
             </w:r>
           </w:p>
         </w:tc>
@@ -1647,25 +1862,86 @@
               <w:right w:val="single" w:sz="24" w:space="0" w:color="000000"/>
             </w:tcBorders>
           </w:tcPr>
+          <w:tbl>
+            <w:tblPr>
+              <w:tblW w:w="0" w:type="auto"/>
+              <w:tblCellSpacing w:w="15" w:type="dxa"/>
+              <w:tblCellMar>
+                <w:top w:w="15" w:type="dxa"/>
+                <w:left w:w="15" w:type="dxa"/>
+                <w:bottom w:w="15" w:type="dxa"/>
+                <w:right w:w="15" w:type="dxa"/>
+              </w:tblCellMar>
+              <w:tblLook w:val="04A0" w:firstRow="1" w:lastRow="0" w:firstColumn="1" w:lastColumn="0" w:noHBand="0" w:noVBand="1"/>
+            </w:tblPr>
+            <w:tblGrid>
+              <w:gridCol w:w="81"/>
+              <w:gridCol w:w="1508"/>
+            </w:tblGrid>
+            <w:tr>
+              <w:trPr>
+                <w:tblCellSpacing w:w="15" w:type="dxa"/>
+              </w:trPr>
+              <w:tc>
+                <w:tcPr>
+                  <w:tcW w:w="0" w:type="auto"/>
+                  <w:vAlign w:val="center"/>
+                  <w:hideMark/>
+                </w:tcPr>
+                <w:p>
+                  <w:pPr>
+                    <w:spacing w:after="0" w:line="240" w:lineRule="auto"/>
+                    <w:ind w:left="0" w:firstLine="0"/>
+                    <w:jc w:val="left"/>
+                    <w:rPr>
+                      <w:rFonts w:ascii="Times New Roman" w:eastAsia="Times New Roman" w:hAnsi="Times New Roman" w:cs="Times New Roman"/>
+                      <w:color w:val="auto"/>
+                      <w:kern w:val="0"/>
+                      <w:sz w:val="20"/>
+                      <w14:ligatures w14:val="none"/>
+                    </w:rPr>
+                  </w:pPr>
+                </w:p>
+              </w:tc>
+              <w:tc>
+                <w:tcPr>
+                  <w:tcW w:w="0" w:type="auto"/>
+                  <w:vAlign w:val="center"/>
+                  <w:hideMark/>
+                </w:tcPr>
+                <w:p>
+                  <w:pPr>
+                    <w:spacing w:after="0" w:line="240" w:lineRule="auto"/>
+                    <w:ind w:left="0" w:firstLine="0"/>
+                    <w:jc w:val="left"/>
+                    <w:rPr>
+                      <w:rFonts w:eastAsia="Times New Roman"/>
+                      <w:color w:val="auto"/>
+                      <w:kern w:val="0"/>
+                      <w:szCs w:val="22"/>
+                      <w14:ligatures w14:val="none"/>
+                    </w:rPr>
+                  </w:pPr>
+                  <w:r>
+                    <w:rPr>
+                      <w:rFonts w:eastAsia="Times New Roman"/>
+                      <w:color w:val="auto"/>
+                      <w:kern w:val="0"/>
+                      <w:szCs w:val="22"/>
+                      <w14:ligatures w14:val="none"/>
+                    </w:rPr>
+                    <w:t>Configuración inicial (no asociado a CU1–CU5)</w:t>
+                  </w:r>
+                </w:p>
+              </w:tc>
+            </w:tr>
+          </w:tbl>
           <w:p>
             <w:pPr>
               <w:spacing w:after="0" w:line="259" w:lineRule="auto"/>
               <w:ind w:left="23" w:firstLine="0"/>
               <w:jc w:val="left"/>
             </w:pPr>
-            <w:r>
-              <w:t xml:space="preserve">Todos </w:t>
-            </w:r>
-          </w:p>
-          <w:p>
-            <w:pPr>
-              <w:spacing w:after="0" w:line="259" w:lineRule="auto"/>
-              <w:ind w:left="23" w:firstLine="0"/>
-              <w:jc w:val="left"/>
-            </w:pPr>
-            <w:r>
-              <w:t xml:space="preserve">(configuración inicial) </w:t>
-            </w:r>
           </w:p>
         </w:tc>
       </w:tr>
@@ -1694,7 +1970,6 @@
               <w:rPr>
                 <w:b/>
               </w:rPr>
-              <w:lastRenderedPageBreak/>
               <w:t xml:space="preserve">RF2 </w:t>
             </w:r>
           </w:p>
@@ -1738,7 +2013,7 @@
               <w:jc w:val="left"/>
             </w:pPr>
             <w:r>
-              <w:t xml:space="preserve">Permitir añadir, editar y eliminar medicamentos, dosis y horarios. </w:t>
+              <w:t>Permitir al familiar/cuidador añadir, editar y eliminar medicamentos, dosis y horarios.</w:t>
             </w:r>
           </w:p>
         </w:tc>
@@ -1781,6 +2056,9 @@
             </w:pPr>
             <w:r>
               <w:t xml:space="preserve">CU1 </w:t>
+            </w:r>
+            <w:r>
+              <w:t>– Gestionar medicación</w:t>
             </w:r>
           </w:p>
         </w:tc>
@@ -1854,7 +2132,7 @@
               <w:jc w:val="left"/>
             </w:pPr>
             <w:r>
-              <w:t xml:space="preserve">Enviar notificaciones en los horarios programados y controlar que no se supere la dosis máxima permitida. </w:t>
+              <w:t>El sistema enviará notificaciones automáticas a la persona mayor cuando llegue la hora de cada toma.</w:t>
             </w:r>
           </w:p>
         </w:tc>
@@ -1896,7 +2174,16 @@
               <w:jc w:val="left"/>
             </w:pPr>
             <w:r>
-              <w:t xml:space="preserve">CU1 </w:t>
+              <w:t>CU</w:t>
+            </w:r>
+            <w:r>
+              <w:t>2</w:t>
+            </w:r>
+            <w:r>
+              <w:t xml:space="preserve"> </w:t>
+            </w:r>
+            <w:r>
+              <w:t>– Consultar medicación</w:t>
             </w:r>
           </w:p>
         </w:tc>
@@ -1970,7 +2257,13 @@
               <w:jc w:val="left"/>
             </w:pPr>
             <w:r>
-              <w:t xml:space="preserve">Incluir un botón de emergencia que envíe alertas inmediatas al familiar o cuidador. </w:t>
+              <w:t>Incluir un botón de ayuda que, al</w:t>
+            </w:r>
+            <w:r>
+              <w:t xml:space="preserve"> no</w:t>
+            </w:r>
+            <w:r>
+              <w:t xml:space="preserve"> ser pulsado por la persona mayor, envíe una alerta al familiar/cuidador.</w:t>
             </w:r>
           </w:p>
         </w:tc>
@@ -2012,7 +2305,10 @@
               <w:jc w:val="left"/>
             </w:pPr>
             <w:r>
-              <w:t xml:space="preserve">CU2 </w:t>
+              <w:t>CU</w:t>
+            </w:r>
+            <w:r>
+              <w:t>3 – Botón de ayuda</w:t>
             </w:r>
           </w:p>
         </w:tc>
@@ -2043,7 +2339,19 @@
               <w:rPr>
                 <w:b/>
               </w:rPr>
-              <w:t xml:space="preserve">RF5 </w:t>
+              <w:t>RF</w:t>
+            </w:r>
+            <w:r>
+              <w:rPr>
+                <w:b/>
+              </w:rPr>
+              <w:t>5</w:t>
+            </w:r>
+            <w:r>
+              <w:rPr>
+                <w:b/>
+              </w:rPr>
+              <w:t xml:space="preserve"> </w:t>
             </w:r>
           </w:p>
         </w:tc>
@@ -2065,7 +2373,7 @@
               <w:jc w:val="left"/>
             </w:pPr>
             <w:r>
-              <w:t xml:space="preserve">Envío de ubicación en emergencias </w:t>
+              <w:t xml:space="preserve">Diario de memoria </w:t>
             </w:r>
           </w:p>
         </w:tc>
@@ -2082,11 +2390,11 @@
           <w:p>
             <w:pPr>
               <w:spacing w:after="0" w:line="259" w:lineRule="auto"/>
-              <w:ind w:left="23" w:firstLine="0"/>
+              <w:ind w:left="23" w:right="34" w:firstLine="0"/>
               <w:jc w:val="left"/>
             </w:pPr>
             <w:r>
-              <w:t xml:space="preserve">Enviar la ubicación actual del usuario junto con la alerta de ayuda. </w:t>
+              <w:t>Permitir al familiar/cuidador añadir, editar y eliminar entradas del diario de memoria, y permitir a la persona mayor consultarlas.</w:t>
             </w:r>
           </w:p>
         </w:tc>
@@ -2107,7 +2415,7 @@
               <w:jc w:val="left"/>
             </w:pPr>
             <w:r>
-              <w:t xml:space="preserve">Alta </w:t>
+              <w:t xml:space="preserve">Media </w:t>
             </w:r>
           </w:p>
         </w:tc>
@@ -2128,340 +2436,11 @@
               <w:jc w:val="left"/>
             </w:pPr>
             <w:r>
-              <w:t xml:space="preserve">CU2 </w:t>
-            </w:r>
-          </w:p>
-        </w:tc>
-      </w:tr>
-      <w:tr>
-        <w:trPr>
-          <w:trHeight w:val="1294"/>
-        </w:trPr>
-        <w:tc>
-          <w:tcPr>
-            <w:tcW w:w="1830" w:type="dxa"/>
-            <w:tcBorders>
-              <w:top w:val="single" w:sz="50" w:space="0" w:color="F2F2F2"/>
-              <w:left w:val="single" w:sz="24" w:space="0" w:color="000000"/>
-              <w:bottom w:val="single" w:sz="50" w:space="0" w:color="F2F2F2"/>
-              <w:right w:val="single" w:sz="24" w:space="0" w:color="000000"/>
-            </w:tcBorders>
-            <w:shd w:val="clear" w:color="auto" w:fill="F2F2F2"/>
-            <w:vAlign w:val="center"/>
-          </w:tcPr>
-          <w:p>
-            <w:pPr>
-              <w:spacing w:after="0" w:line="259" w:lineRule="auto"/>
-              <w:ind w:left="0" w:firstLine="0"/>
-              <w:jc w:val="left"/>
-            </w:pPr>
-            <w:r>
-              <w:rPr>
-                <w:b/>
-              </w:rPr>
-              <w:t xml:space="preserve">RF6 </w:t>
-            </w:r>
-          </w:p>
-        </w:tc>
-        <w:tc>
-          <w:tcPr>
-            <w:tcW w:w="2842" w:type="dxa"/>
-            <w:tcBorders>
-              <w:top w:val="single" w:sz="4" w:space="0" w:color="000000"/>
-              <w:left w:val="single" w:sz="24" w:space="0" w:color="000000"/>
-              <w:bottom w:val="single" w:sz="4" w:space="0" w:color="000000"/>
-              <w:right w:val="single" w:sz="24" w:space="0" w:color="000000"/>
-            </w:tcBorders>
-            <w:vAlign w:val="center"/>
-          </w:tcPr>
-          <w:p>
-            <w:pPr>
-              <w:spacing w:after="0" w:line="259" w:lineRule="auto"/>
-              <w:ind w:left="31" w:firstLine="0"/>
-              <w:jc w:val="left"/>
-            </w:pPr>
-            <w:r>
-              <w:t xml:space="preserve">Diario de memoria </w:t>
-            </w:r>
-          </w:p>
-        </w:tc>
-        <w:tc>
-          <w:tcPr>
-            <w:tcW w:w="2127" w:type="dxa"/>
-            <w:tcBorders>
-              <w:top w:val="single" w:sz="4" w:space="0" w:color="000000"/>
-              <w:left w:val="single" w:sz="24" w:space="0" w:color="000000"/>
-              <w:bottom w:val="single" w:sz="4" w:space="0" w:color="000000"/>
-              <w:right w:val="single" w:sz="24" w:space="0" w:color="000000"/>
-            </w:tcBorders>
-          </w:tcPr>
-          <w:p>
-            <w:pPr>
-              <w:spacing w:after="0" w:line="259" w:lineRule="auto"/>
-              <w:ind w:left="23" w:right="34" w:firstLine="0"/>
-              <w:jc w:val="left"/>
-            </w:pPr>
-            <w:r>
-              <w:t xml:space="preserve">Permitir añadir entradas, editarlas, consultar el historial y eliminar notas. </w:t>
-            </w:r>
-          </w:p>
-        </w:tc>
-        <w:tc>
-          <w:tcPr>
-            <w:tcW w:w="1844" w:type="dxa"/>
-            <w:tcBorders>
-              <w:top w:val="single" w:sz="4" w:space="0" w:color="000000"/>
-              <w:left w:val="single" w:sz="24" w:space="0" w:color="000000"/>
-              <w:bottom w:val="single" w:sz="4" w:space="0" w:color="000000"/>
-              <w:right w:val="single" w:sz="24" w:space="0" w:color="000000"/>
-            </w:tcBorders>
-          </w:tcPr>
-          <w:p>
-            <w:pPr>
-              <w:spacing w:after="0" w:line="259" w:lineRule="auto"/>
-              <w:ind w:left="23" w:firstLine="0"/>
-              <w:jc w:val="left"/>
-            </w:pPr>
-            <w:r>
-              <w:t xml:space="preserve">Media </w:t>
-            </w:r>
-          </w:p>
-        </w:tc>
-        <w:tc>
-          <w:tcPr>
-            <w:tcW w:w="1699" w:type="dxa"/>
-            <w:tcBorders>
-              <w:top w:val="single" w:sz="4" w:space="0" w:color="000000"/>
-              <w:left w:val="single" w:sz="24" w:space="0" w:color="000000"/>
-              <w:bottom w:val="single" w:sz="4" w:space="0" w:color="000000"/>
-              <w:right w:val="single" w:sz="24" w:space="0" w:color="000000"/>
-            </w:tcBorders>
-          </w:tcPr>
-          <w:p>
-            <w:pPr>
-              <w:spacing w:after="0" w:line="259" w:lineRule="auto"/>
-              <w:ind w:left="23" w:firstLine="0"/>
-              <w:jc w:val="left"/>
-            </w:pPr>
-            <w:r>
-              <w:t xml:space="preserve">CU3 </w:t>
-            </w:r>
-          </w:p>
-        </w:tc>
-      </w:tr>
-      <w:tr>
-        <w:trPr>
-          <w:trHeight w:val="955"/>
-        </w:trPr>
-        <w:tc>
-          <w:tcPr>
-            <w:tcW w:w="1830" w:type="dxa"/>
-            <w:tcBorders>
-              <w:top w:val="single" w:sz="50" w:space="0" w:color="F2F2F2"/>
-              <w:left w:val="single" w:sz="24" w:space="0" w:color="000000"/>
-              <w:bottom w:val="single" w:sz="4" w:space="0" w:color="000000"/>
-              <w:right w:val="single" w:sz="24" w:space="0" w:color="000000"/>
-            </w:tcBorders>
-            <w:shd w:val="clear" w:color="auto" w:fill="F2F2F2"/>
-            <w:vAlign w:val="bottom"/>
-          </w:tcPr>
-          <w:p>
-            <w:pPr>
-              <w:spacing w:after="0" w:line="259" w:lineRule="auto"/>
-              <w:ind w:left="0" w:firstLine="0"/>
-              <w:jc w:val="left"/>
-            </w:pPr>
-            <w:r>
-              <w:rPr>
-                <w:b/>
-              </w:rPr>
-              <w:t xml:space="preserve">RF7 </w:t>
-            </w:r>
-          </w:p>
-        </w:tc>
-        <w:tc>
-          <w:tcPr>
-            <w:tcW w:w="2842" w:type="dxa"/>
-            <w:tcBorders>
-              <w:top w:val="single" w:sz="4" w:space="0" w:color="000000"/>
-              <w:left w:val="single" w:sz="24" w:space="0" w:color="000000"/>
-              <w:bottom w:val="single" w:sz="4" w:space="0" w:color="000000"/>
-              <w:right w:val="single" w:sz="24" w:space="0" w:color="000000"/>
-            </w:tcBorders>
-            <w:vAlign w:val="bottom"/>
-          </w:tcPr>
-          <w:p>
-            <w:pPr>
-              <w:spacing w:after="0" w:line="259" w:lineRule="auto"/>
-              <w:ind w:left="31" w:firstLine="0"/>
-              <w:jc w:val="left"/>
-            </w:pPr>
-            <w:r>
-              <w:t xml:space="preserve">Seguimiento de ubicación </w:t>
-            </w:r>
-          </w:p>
-        </w:tc>
-        <w:tc>
-          <w:tcPr>
-            <w:tcW w:w="2127" w:type="dxa"/>
-            <w:tcBorders>
-              <w:top w:val="single" w:sz="4" w:space="0" w:color="000000"/>
-              <w:left w:val="single" w:sz="24" w:space="0" w:color="000000"/>
-              <w:bottom w:val="single" w:sz="4" w:space="0" w:color="000000"/>
-              <w:right w:val="single" w:sz="24" w:space="0" w:color="000000"/>
-            </w:tcBorders>
-            <w:vAlign w:val="bottom"/>
-          </w:tcPr>
-          <w:p>
-            <w:pPr>
-              <w:spacing w:after="0" w:line="259" w:lineRule="auto"/>
-              <w:ind w:left="23" w:firstLine="0"/>
-              <w:jc w:val="left"/>
-            </w:pPr>
-            <w:r>
-              <w:t xml:space="preserve">Permitir que el cuidador consulte la ubicación del usuario </w:t>
-            </w:r>
-          </w:p>
-        </w:tc>
-        <w:tc>
-          <w:tcPr>
-            <w:tcW w:w="1844" w:type="dxa"/>
-            <w:tcBorders>
-              <w:top w:val="single" w:sz="4" w:space="0" w:color="000000"/>
-              <w:left w:val="single" w:sz="24" w:space="0" w:color="000000"/>
-              <w:bottom w:val="single" w:sz="4" w:space="0" w:color="000000"/>
-              <w:right w:val="single" w:sz="24" w:space="0" w:color="000000"/>
-            </w:tcBorders>
-          </w:tcPr>
-          <w:p>
-            <w:pPr>
-              <w:spacing w:after="0" w:line="259" w:lineRule="auto"/>
-              <w:ind w:left="23" w:firstLine="0"/>
-              <w:jc w:val="left"/>
-            </w:pPr>
-            <w:r>
-              <w:t xml:space="preserve">Media </w:t>
-            </w:r>
-          </w:p>
-        </w:tc>
-        <w:tc>
-          <w:tcPr>
-            <w:tcW w:w="1699" w:type="dxa"/>
-            <w:tcBorders>
-              <w:top w:val="single" w:sz="4" w:space="0" w:color="000000"/>
-              <w:left w:val="single" w:sz="24" w:space="0" w:color="000000"/>
-              <w:bottom w:val="single" w:sz="4" w:space="0" w:color="000000"/>
-              <w:right w:val="single" w:sz="24" w:space="0" w:color="000000"/>
-            </w:tcBorders>
-          </w:tcPr>
-          <w:p>
-            <w:pPr>
-              <w:spacing w:after="0" w:line="259" w:lineRule="auto"/>
-              <w:ind w:left="23" w:firstLine="0"/>
-              <w:jc w:val="left"/>
-            </w:pPr>
-            <w:r>
-              <w:t xml:space="preserve">CU4 </w:t>
-            </w:r>
-          </w:p>
-        </w:tc>
-      </w:tr>
-      <w:tr>
-        <w:trPr>
-          <w:trHeight w:val="712"/>
-        </w:trPr>
-        <w:tc>
-          <w:tcPr>
-            <w:tcW w:w="1830" w:type="dxa"/>
-            <w:tcBorders>
-              <w:top w:val="single" w:sz="4" w:space="0" w:color="000000"/>
-              <w:left w:val="single" w:sz="24" w:space="0" w:color="000000"/>
-              <w:bottom w:val="single" w:sz="50" w:space="0" w:color="F2F2F2"/>
-              <w:right w:val="single" w:sz="24" w:space="0" w:color="000000"/>
-            </w:tcBorders>
-            <w:shd w:val="clear" w:color="auto" w:fill="F2F2F2"/>
-          </w:tcPr>
-          <w:p>
-            <w:pPr>
-              <w:spacing w:after="160" w:line="259" w:lineRule="auto"/>
-              <w:ind w:left="0" w:firstLine="0"/>
-              <w:jc w:val="left"/>
-            </w:pPr>
-          </w:p>
-        </w:tc>
-        <w:tc>
-          <w:tcPr>
-            <w:tcW w:w="2842" w:type="dxa"/>
-            <w:tcBorders>
-              <w:top w:val="single" w:sz="4" w:space="0" w:color="000000"/>
-              <w:left w:val="single" w:sz="24" w:space="0" w:color="000000"/>
-              <w:bottom w:val="single" w:sz="4" w:space="0" w:color="000000"/>
-              <w:right w:val="single" w:sz="24" w:space="0" w:color="000000"/>
-            </w:tcBorders>
-          </w:tcPr>
-          <w:p>
-            <w:pPr>
-              <w:spacing w:after="160" w:line="259" w:lineRule="auto"/>
-              <w:ind w:left="0" w:firstLine="0"/>
-              <w:jc w:val="left"/>
-            </w:pPr>
-          </w:p>
-        </w:tc>
-        <w:tc>
-          <w:tcPr>
-            <w:tcW w:w="2127" w:type="dxa"/>
-            <w:tcBorders>
-              <w:top w:val="single" w:sz="4" w:space="0" w:color="000000"/>
-              <w:left w:val="single" w:sz="24" w:space="0" w:color="000000"/>
-              <w:bottom w:val="single" w:sz="4" w:space="0" w:color="000000"/>
-              <w:right w:val="single" w:sz="24" w:space="0" w:color="000000"/>
-            </w:tcBorders>
-          </w:tcPr>
-          <w:p>
-            <w:pPr>
-              <w:spacing w:after="0" w:line="259" w:lineRule="auto"/>
-              <w:ind w:left="23" w:firstLine="0"/>
-              <w:jc w:val="left"/>
-            </w:pPr>
-            <w:r>
-              <w:t xml:space="preserve">en tiempo real (con autorización previa). </w:t>
-            </w:r>
-          </w:p>
-        </w:tc>
-        <w:tc>
-          <w:tcPr>
-            <w:tcW w:w="1844" w:type="dxa"/>
-            <w:tcBorders>
-              <w:top w:val="single" w:sz="4" w:space="0" w:color="000000"/>
-              <w:left w:val="single" w:sz="24" w:space="0" w:color="000000"/>
-              <w:bottom w:val="single" w:sz="4" w:space="0" w:color="000000"/>
-              <w:right w:val="single" w:sz="24" w:space="0" w:color="000000"/>
-            </w:tcBorders>
-          </w:tcPr>
-          <w:p>
-            <w:pPr>
-              <w:spacing w:after="160" w:line="259" w:lineRule="auto"/>
-              <w:ind w:left="0" w:firstLine="0"/>
-              <w:jc w:val="left"/>
-            </w:pPr>
-          </w:p>
-        </w:tc>
-        <w:tc>
-          <w:tcPr>
-            <w:tcW w:w="1699" w:type="dxa"/>
-            <w:tcBorders>
-              <w:top w:val="single" w:sz="4" w:space="0" w:color="000000"/>
-              <w:left w:val="single" w:sz="24" w:space="0" w:color="000000"/>
-              <w:bottom w:val="single" w:sz="4" w:space="0" w:color="000000"/>
-              <w:right w:val="single" w:sz="24" w:space="0" w:color="000000"/>
-            </w:tcBorders>
-          </w:tcPr>
-          <w:p>
-            <w:pPr>
-              <w:spacing w:after="160" w:line="259" w:lineRule="auto"/>
-              <w:ind w:left="0" w:firstLine="0"/>
-              <w:jc w:val="left"/>
-            </w:pPr>
+              <w:t>CU</w:t>
+            </w:r>
+            <w:r>
+              <w:t>4 – Gestionar diario de memoria, CU5 – Consultar diario de memoria</w:t>
+            </w:r>
           </w:p>
         </w:tc>
       </w:tr>
@@ -2491,7 +2470,20 @@
               <w:rPr>
                 <w:b/>
               </w:rPr>
-              <w:t xml:space="preserve">RF8 </w:t>
+              <w:lastRenderedPageBreak/>
+              <w:t>RF</w:t>
+            </w:r>
+            <w:r>
+              <w:rPr>
+                <w:b/>
+              </w:rPr>
+              <w:t>6</w:t>
+            </w:r>
+            <w:r>
+              <w:rPr>
+                <w:b/>
+              </w:rPr>
+              <w:t xml:space="preserve"> </w:t>
             </w:r>
           </w:p>
         </w:tc>
@@ -2534,7 +2526,7 @@
               <w:jc w:val="left"/>
             </w:pPr>
             <w:r>
-              <w:t xml:space="preserve">Programar una alarma diaria que requiera confirmación del usuario; si no responde, se avisará automáticamente al cuidador. </w:t>
+              <w:t>Programar una alarma diaria que requiera confirmación de la persona mayor; si no responde, se enviará una alerta al cuidador.</w:t>
             </w:r>
           </w:p>
         </w:tc>
@@ -2576,7 +2568,13 @@
               <w:jc w:val="left"/>
             </w:pPr>
             <w:r>
-              <w:t xml:space="preserve">CU2(extensión) </w:t>
+              <w:t>CU</w:t>
+            </w:r>
+            <w:r>
+              <w:t>3 – Botón de ayuda (escenario alternativo)</w:t>
+            </w:r>
+            <w:r>
+              <w:t xml:space="preserve"> </w:t>
             </w:r>
           </w:p>
         </w:tc>
@@ -2607,8 +2605,19 @@
               <w:rPr>
                 <w:b/>
               </w:rPr>
-              <w:lastRenderedPageBreak/>
-              <w:t xml:space="preserve">RF9 </w:t>
+              <w:t>RF</w:t>
+            </w:r>
+            <w:r>
+              <w:rPr>
+                <w:b/>
+              </w:rPr>
+              <w:t>7</w:t>
+            </w:r>
+            <w:r>
+              <w:rPr>
+                <w:b/>
+              </w:rPr>
+              <w:t xml:space="preserve"> </w:t>
             </w:r>
           </w:p>
         </w:tc>
@@ -2646,31 +2655,12 @@
           </w:tcPr>
           <w:p>
             <w:pPr>
-              <w:spacing w:after="2" w:line="257" w:lineRule="auto"/>
-              <w:ind w:left="23" w:firstLine="0"/>
-              <w:jc w:val="left"/>
-            </w:pPr>
-            <w:r>
-              <w:t xml:space="preserve">Permitir que un cuidador asociado </w:t>
-            </w:r>
-          </w:p>
-          <w:p>
-            <w:pPr>
-              <w:spacing w:after="0" w:line="259" w:lineRule="auto"/>
-              <w:ind w:left="23" w:firstLine="0"/>
-            </w:pPr>
-            <w:r>
-              <w:t xml:space="preserve">consulte la medicación, el </w:t>
-            </w:r>
-          </w:p>
-          <w:p>
-            <w:pPr>
               <w:spacing w:after="0" w:line="259" w:lineRule="auto"/>
               <w:ind w:left="23" w:firstLine="0"/>
               <w:jc w:val="left"/>
             </w:pPr>
             <w:r>
-              <w:t xml:space="preserve">historial y la ubicación del usuario. </w:t>
+              <w:t>Permitir que el cuidador consulte la medicación registrada, el diario de memoria y las alertas del usuario.</w:t>
             </w:r>
           </w:p>
         </w:tc>
@@ -2712,7 +2702,31 @@
               <w:jc w:val="left"/>
             </w:pPr>
             <w:r>
-              <w:t xml:space="preserve">CU1,CU2,CU4 </w:t>
+              <w:t>CU1,</w:t>
+            </w:r>
+            <w:r>
+              <w:t xml:space="preserve"> </w:t>
+            </w:r>
+            <w:r>
+              <w:t>CU</w:t>
+            </w:r>
+            <w:r>
+              <w:t>4</w:t>
+            </w:r>
+            <w:r>
+              <w:t>,</w:t>
+            </w:r>
+            <w:r>
+              <w:t xml:space="preserve"> </w:t>
+            </w:r>
+            <w:r>
+              <w:t>CU</w:t>
+            </w:r>
+            <w:r>
+              <w:t>5</w:t>
+            </w:r>
+            <w:r>
+              <w:t xml:space="preserve"> </w:t>
             </w:r>
           </w:p>
         </w:tc>
@@ -2762,7 +2776,6 @@
         <w:tblCellMar>
           <w:top w:w="123" w:type="dxa"/>
           <w:left w:w="93" w:type="dxa"/>
-          <w:bottom w:w="0" w:type="dxa"/>
           <w:right w:w="43" w:type="dxa"/>
         </w:tblCellMar>
         <w:tblLook w:val="04A0" w:firstRow="1" w:lastRow="0" w:firstColumn="1" w:lastColumn="0" w:noHBand="0" w:noVBand="1"/>
@@ -2958,7 +2971,19 @@
               <w:jc w:val="left"/>
             </w:pPr>
             <w:r>
-              <w:t xml:space="preserve">La interfaz deberá tener botones grandes, alto contraste y posibilidad de uso por voz. </w:t>
+              <w:t>La interfaz deberá tener botones grandes</w:t>
+            </w:r>
+            <w:r>
+              <w:t xml:space="preserve"> y</w:t>
+            </w:r>
+            <w:r>
+              <w:t xml:space="preserve"> alto contrast</w:t>
+            </w:r>
+            <w:r>
+              <w:t>e.</w:t>
+            </w:r>
+            <w:r>
+              <w:t xml:space="preserve"> </w:t>
             </w:r>
           </w:p>
         </w:tc>
@@ -3152,7 +3177,7 @@
               <w:jc w:val="left"/>
             </w:pPr>
             <w:r>
-              <w:t xml:space="preserve">Los datos personales y de ubicación deberán estar cifrados y protegidos. </w:t>
+              <w:t xml:space="preserve">Los datos personales deberán estar cifrados y protegidos. </w:t>
             </w:r>
           </w:p>
         </w:tc>
@@ -3423,7 +3448,10 @@
               <w:jc w:val="left"/>
             </w:pPr>
             <w:r>
-              <w:t xml:space="preserve">La aplicación deberá funcionar en Android y, opcionalmente, en iOS. </w:t>
+              <w:t>La aplicación deberá funcionar en Android</w:t>
+            </w:r>
+            <w:r>
+              <w:t>.</w:t>
             </w:r>
           </w:p>
         </w:tc>
@@ -3457,7 +3485,6 @@
         <w:jc w:val="left"/>
       </w:pPr>
       <w:r>
-        <w:lastRenderedPageBreak/>
         <w:t xml:space="preserve"> </w:t>
       </w:r>
     </w:p>
@@ -3606,6 +3633,7 @@
         <w:ind w:left="-5"/>
       </w:pPr>
       <w:r>
+        <w:lastRenderedPageBreak/>
         <w:t xml:space="preserve">7 </w:t>
       </w:r>
       <w:r>
@@ -3625,20 +3653,19 @@
         <w:jc w:val="right"/>
       </w:pPr>
       <w:r>
-        <w:rPr>
-          <w:noProof/>
-        </w:rPr>
         <w:drawing>
-          <wp:inline distT="0" distB="0" distL="0" distR="0" wp14:anchorId="1936DA94" wp14:editId="686C272C">
-            <wp:extent cx="5428616" cy="3851910"/>
-            <wp:effectExtent l="0" t="0" r="0" b="0"/>
-            <wp:docPr id="1222" name="Picture 1222"/>
-            <wp:cNvGraphicFramePr/>
+          <wp:inline distT="0" distB="0" distL="0" distR="0" wp14:anchorId="65AE5958" wp14:editId="0E4315B9">
+            <wp:extent cx="5501640" cy="3145790"/>
+            <wp:effectExtent l="0" t="0" r="3810" b="0"/>
+            <wp:docPr id="1156080367" name="Imagen 1" descr="Captura de pantalla de computadora&#10;&#10;El contenido generado por IA puede ser incorrecto."/>
+            <wp:cNvGraphicFramePr>
+              <a:graphicFrameLocks xmlns:a="http://schemas.openxmlformats.org/drawingml/2006/main" noChangeAspect="1"/>
+            </wp:cNvGraphicFramePr>
             <a:graphic xmlns:a="http://schemas.openxmlformats.org/drawingml/2006/main">
               <a:graphicData uri="http://schemas.openxmlformats.org/drawingml/2006/picture">
                 <pic:pic xmlns:pic="http://schemas.openxmlformats.org/drawingml/2006/picture">
                   <pic:nvPicPr>
-                    <pic:cNvPr id="1222" name="Picture 1222"/>
+                    <pic:cNvPr id="1156080367" name="Imagen 1" descr="Captura de pantalla de computadora&#10;&#10;El contenido generado por IA puede ser incorrecto."/>
                     <pic:cNvPicPr/>
                   </pic:nvPicPr>
                   <pic:blipFill>
@@ -3650,7 +3677,7 @@
                   <pic:spPr>
                     <a:xfrm>
                       <a:off x="0" y="0"/>
-                      <a:ext cx="5428616" cy="3851910"/>
+                      <a:ext cx="5501640" cy="3145790"/>
                     </a:xfrm>
                     <a:prstGeom prst="rect">
                       <a:avLst/>
@@ -3683,7 +3710,6 @@
         <w:jc w:val="left"/>
       </w:pPr>
       <w:r>
-        <w:lastRenderedPageBreak/>
         <w:t xml:space="preserve"> </w:t>
       </w:r>
     </w:p>
@@ -3710,23 +3736,7 @@
         <w:ind w:left="9" w:right="122"/>
       </w:pPr>
       <w:r>
-        <w:t xml:space="preserve">Enumeración de las principales tecnologías que se utilizarán para el desarrollo del proyecto. Pueden aparecer </w:t>
-      </w:r>
-      <w:proofErr w:type="spellStart"/>
-      <w:r>
-        <w:t>IDEs</w:t>
-      </w:r>
-      <w:proofErr w:type="spellEnd"/>
-      <w:r>
-        <w:t xml:space="preserve">, herramientas, lenguajes de programación, librerías y </w:t>
-      </w:r>
-      <w:proofErr w:type="spellStart"/>
-      <w:r>
-        <w:t>frameworks</w:t>
-      </w:r>
-      <w:proofErr w:type="spellEnd"/>
-      <w:r>
-        <w:t xml:space="preserve">, sistemas gestores de bases de datos, ORMs, servidores web o servidores de aplicaciones, plataformas para el despliegue de la aplicación, etc. Por cada una se detallará brevemente en qué consisten, enlace a su página web y uso que se le va a dar en la aplicación.  </w:t>
+        <w:t xml:space="preserve">Enumeración de las principales tecnologías que se utilizarán para el desarrollo del proyecto. Pueden aparecer IDEs, herramientas, lenguajes de programación, librerías y frameworks, sistemas gestores de bases de datos, ORMs, servidores web o servidores de aplicaciones, plataformas para el despliegue de la aplicación, etc. Por cada una se detallará brevemente en qué consisten, enlace a su página web y uso que se le va a dar en la aplicación.  </w:t>
       </w:r>
     </w:p>
     <w:p>
@@ -4006,6 +4016,184 @@
 <file path=word/numbering.xml><?xml version="1.0" encoding="utf-8"?>
 <w:numbering xmlns:wpc="http://schemas.microsoft.com/office/word/2010/wordprocessingCanvas" xmlns:cx="http://schemas.microsoft.com/office/drawing/2014/chartex" xmlns:cx1="http://schemas.microsoft.com/office/drawing/2015/9/8/chartex" xmlns:cx2="http://schemas.microsoft.com/office/drawing/2015/10/21/chartex" xmlns:cx3="http://schemas.microsoft.com/office/drawing/2016/5/9/chartex" xmlns:cx4="http://schemas.microsoft.com/office/drawing/2016/5/10/chartex" xmlns:cx5="http://schemas.microsoft.com/office/drawing/2016/5/11/chartex" xmlns:cx6="http://schemas.microsoft.com/office/drawing/2016/5/12/chartex" xmlns:cx7="http://schemas.microsoft.com/office/drawing/2016/5/13/chartex" xmlns:cx8="http://schemas.microsoft.com/office/drawing/2016/5/14/chartex" xmlns:mc="http://schemas.openxmlformats.org/markup-compatibility/2006" xmlns:aink="http://schemas.microsoft.com/office/drawing/2016/ink" xmlns:am3d="http://schemas.microsoft.com/office/drawing/2017/model3d" xmlns:o="urn:schemas-microsoft-com:office:office" xmlns:oel="http://schemas.microsoft.com/office/2019/extlst" xmlns:r="http://schemas.openxmlformats.org/officeDocument/2006/relationships" xmlns:m="http://schemas.openxmlformats.org/officeDocument/2006/math" xmlns:v="urn:schemas-microsoft-com:vml" xmlns:wp14="http://schemas.microsoft.com/office/word/2010/wordprocessingDrawing" xmlns:wp="http://schemas.openxmlformats.org/drawingml/2006/wordprocessingDrawing" xmlns:w10="urn:schemas-microsoft-com:office:word" xmlns:w="http://schemas.openxmlformats.org/wordprocessingml/2006/main" xmlns:w14="http://schemas.microsoft.com/office/word/2010/wordml" xmlns:w15="http://schemas.microsoft.com/office/word/2012/wordml" xmlns:w16cex="http://schemas.microsoft.com/office/word/2018/wordml/cex" xmlns:w16cid="http://schemas.microsoft.com/office/word/2016/wordml/cid" xmlns:w16="http://schemas.microsoft.com/office/word/2018/wordml" xmlns:w16du="http://schemas.microsoft.com/office/word/2023/wordml/word16du" xmlns:w16sdtdh="http://schemas.microsoft.com/office/word/2020/wordml/sdtdatahash" xmlns:w16sdtfl="http://schemas.microsoft.com/office/word/2024/wordml/sdtformatlock" xmlns:w16se="http://schemas.microsoft.com/office/word/2015/wordml/symex" xmlns:wpg="http://schemas.microsoft.com/office/word/2010/wordprocessingGroup" xmlns:wpi="http://schemas.microsoft.com/office/word/2010/wordprocessingInk" xmlns:wne="http://schemas.microsoft.com/office/word/2006/wordml" xmlns:wps="http://schemas.microsoft.com/office/word/2010/wordprocessingShape" mc:Ignorable="w14 w15 w16se w16cid w16 w16cex w16sdtdh w16sdtfl w16du wp14">
   <w:abstractNum w:abstractNumId="0" w15:restartNumberingAfterBreak="0">
+    <w:nsid w:val="00001ED0"/>
+    <w:multiLevelType w:val="hybridMultilevel"/>
+    <w:tmpl w:val="8F288874"/>
+    <w:lvl w:ilvl="0" w:tplc="CC987D4C">
+      <w:start w:val="1"/>
+      <w:numFmt w:val="decimal"/>
+      <w:lvlText w:val="%1."/>
+      <w:lvlJc w:val="left"/>
+      <w:pPr>
+        <w:ind w:left="374" w:hanging="360"/>
+      </w:pPr>
+      <w:rPr>
+        <w:rFonts w:hint="default"/>
+      </w:rPr>
+    </w:lvl>
+    <w:lvl w:ilvl="1" w:tplc="0C0A0019" w:tentative="1">
+      <w:start w:val="1"/>
+      <w:numFmt w:val="lowerLetter"/>
+      <w:lvlText w:val="%2."/>
+      <w:lvlJc w:val="left"/>
+      <w:pPr>
+        <w:ind w:left="1094" w:hanging="360"/>
+      </w:pPr>
+    </w:lvl>
+    <w:lvl w:ilvl="2" w:tplc="0C0A001B" w:tentative="1">
+      <w:start w:val="1"/>
+      <w:numFmt w:val="lowerRoman"/>
+      <w:lvlText w:val="%3."/>
+      <w:lvlJc w:val="right"/>
+      <w:pPr>
+        <w:ind w:left="1814" w:hanging="180"/>
+      </w:pPr>
+    </w:lvl>
+    <w:lvl w:ilvl="3" w:tplc="0C0A000F" w:tentative="1">
+      <w:start w:val="1"/>
+      <w:numFmt w:val="decimal"/>
+      <w:lvlText w:val="%4."/>
+      <w:lvlJc w:val="left"/>
+      <w:pPr>
+        <w:ind w:left="2534" w:hanging="360"/>
+      </w:pPr>
+    </w:lvl>
+    <w:lvl w:ilvl="4" w:tplc="0C0A0019" w:tentative="1">
+      <w:start w:val="1"/>
+      <w:numFmt w:val="lowerLetter"/>
+      <w:lvlText w:val="%5."/>
+      <w:lvlJc w:val="left"/>
+      <w:pPr>
+        <w:ind w:left="3254" w:hanging="360"/>
+      </w:pPr>
+    </w:lvl>
+    <w:lvl w:ilvl="5" w:tplc="0C0A001B" w:tentative="1">
+      <w:start w:val="1"/>
+      <w:numFmt w:val="lowerRoman"/>
+      <w:lvlText w:val="%6."/>
+      <w:lvlJc w:val="right"/>
+      <w:pPr>
+        <w:ind w:left="3974" w:hanging="180"/>
+      </w:pPr>
+    </w:lvl>
+    <w:lvl w:ilvl="6" w:tplc="0C0A000F" w:tentative="1">
+      <w:start w:val="1"/>
+      <w:numFmt w:val="decimal"/>
+      <w:lvlText w:val="%7."/>
+      <w:lvlJc w:val="left"/>
+      <w:pPr>
+        <w:ind w:left="4694" w:hanging="360"/>
+      </w:pPr>
+    </w:lvl>
+    <w:lvl w:ilvl="7" w:tplc="0C0A0019" w:tentative="1">
+      <w:start w:val="1"/>
+      <w:numFmt w:val="lowerLetter"/>
+      <w:lvlText w:val="%8."/>
+      <w:lvlJc w:val="left"/>
+      <w:pPr>
+        <w:ind w:left="5414" w:hanging="360"/>
+      </w:pPr>
+    </w:lvl>
+    <w:lvl w:ilvl="8" w:tplc="0C0A001B" w:tentative="1">
+      <w:start w:val="1"/>
+      <w:numFmt w:val="lowerRoman"/>
+      <w:lvlText w:val="%9."/>
+      <w:lvlJc w:val="right"/>
+      <w:pPr>
+        <w:ind w:left="6134" w:hanging="180"/>
+      </w:pPr>
+    </w:lvl>
+  </w:abstractNum>
+  <w:abstractNum w:abstractNumId="1" w15:restartNumberingAfterBreak="0">
+    <w:nsid w:val="09331187"/>
+    <w:multiLevelType w:val="hybridMultilevel"/>
+    <w:tmpl w:val="4226082A"/>
+    <w:lvl w:ilvl="0" w:tplc="CC987D4C">
+      <w:start w:val="1"/>
+      <w:numFmt w:val="decimal"/>
+      <w:lvlText w:val="%1."/>
+      <w:lvlJc w:val="left"/>
+      <w:pPr>
+        <w:ind w:left="374" w:hanging="360"/>
+      </w:pPr>
+      <w:rPr>
+        <w:rFonts w:hint="default"/>
+      </w:rPr>
+    </w:lvl>
+    <w:lvl w:ilvl="1" w:tplc="0C0A0019" w:tentative="1">
+      <w:start w:val="1"/>
+      <w:numFmt w:val="lowerLetter"/>
+      <w:lvlText w:val="%2."/>
+      <w:lvlJc w:val="left"/>
+      <w:pPr>
+        <w:ind w:left="1094" w:hanging="360"/>
+      </w:pPr>
+    </w:lvl>
+    <w:lvl w:ilvl="2" w:tplc="0C0A001B" w:tentative="1">
+      <w:start w:val="1"/>
+      <w:numFmt w:val="lowerRoman"/>
+      <w:lvlText w:val="%3."/>
+      <w:lvlJc w:val="right"/>
+      <w:pPr>
+        <w:ind w:left="1814" w:hanging="180"/>
+      </w:pPr>
+    </w:lvl>
+    <w:lvl w:ilvl="3" w:tplc="0C0A000F" w:tentative="1">
+      <w:start w:val="1"/>
+      <w:numFmt w:val="decimal"/>
+      <w:lvlText w:val="%4."/>
+      <w:lvlJc w:val="left"/>
+      <w:pPr>
+        <w:ind w:left="2534" w:hanging="360"/>
+      </w:pPr>
+    </w:lvl>
+    <w:lvl w:ilvl="4" w:tplc="0C0A0019" w:tentative="1">
+      <w:start w:val="1"/>
+      <w:numFmt w:val="lowerLetter"/>
+      <w:lvlText w:val="%5."/>
+      <w:lvlJc w:val="left"/>
+      <w:pPr>
+        <w:ind w:left="3254" w:hanging="360"/>
+      </w:pPr>
+    </w:lvl>
+    <w:lvl w:ilvl="5" w:tplc="0C0A001B" w:tentative="1">
+      <w:start w:val="1"/>
+      <w:numFmt w:val="lowerRoman"/>
+      <w:lvlText w:val="%6."/>
+      <w:lvlJc w:val="right"/>
+      <w:pPr>
+        <w:ind w:left="3974" w:hanging="180"/>
+      </w:pPr>
+    </w:lvl>
+    <w:lvl w:ilvl="6" w:tplc="0C0A000F" w:tentative="1">
+      <w:start w:val="1"/>
+      <w:numFmt w:val="decimal"/>
+      <w:lvlText w:val="%7."/>
+      <w:lvlJc w:val="left"/>
+      <w:pPr>
+        <w:ind w:left="4694" w:hanging="360"/>
+      </w:pPr>
+    </w:lvl>
+    <w:lvl w:ilvl="7" w:tplc="0C0A0019" w:tentative="1">
+      <w:start w:val="1"/>
+      <w:numFmt w:val="lowerLetter"/>
+      <w:lvlText w:val="%8."/>
+      <w:lvlJc w:val="left"/>
+      <w:pPr>
+        <w:ind w:left="5414" w:hanging="360"/>
+      </w:pPr>
+    </w:lvl>
+    <w:lvl w:ilvl="8" w:tplc="0C0A001B" w:tentative="1">
+      <w:start w:val="1"/>
+      <w:numFmt w:val="lowerRoman"/>
+      <w:lvlText w:val="%9."/>
+      <w:lvlJc w:val="right"/>
+      <w:pPr>
+        <w:ind w:left="6134" w:hanging="180"/>
+      </w:pPr>
+    </w:lvl>
+  </w:abstractNum>
+  <w:abstractNum w:abstractNumId="2" w15:restartNumberingAfterBreak="0">
     <w:nsid w:val="0F322C60"/>
     <w:multiLevelType w:val="hybridMultilevel"/>
     <w:tmpl w:val="453689D0"/>
@@ -4217,7 +4405,7 @@
       </w:rPr>
     </w:lvl>
   </w:abstractNum>
-  <w:abstractNum w:abstractNumId="1" w15:restartNumberingAfterBreak="0">
+  <w:abstractNum w:abstractNumId="3" w15:restartNumberingAfterBreak="0">
     <w:nsid w:val="10540D09"/>
     <w:multiLevelType w:val="hybridMultilevel"/>
     <w:tmpl w:val="A7E226FE"/>
@@ -4429,7 +4617,7 @@
       </w:rPr>
     </w:lvl>
   </w:abstractNum>
-  <w:abstractNum w:abstractNumId="2" w15:restartNumberingAfterBreak="0">
+  <w:abstractNum w:abstractNumId="4" w15:restartNumberingAfterBreak="0">
     <w:nsid w:val="13183EDB"/>
     <w:multiLevelType w:val="hybridMultilevel"/>
     <w:tmpl w:val="5612830A"/>
@@ -4641,7 +4829,363 @@
       </w:rPr>
     </w:lvl>
   </w:abstractNum>
-  <w:abstractNum w:abstractNumId="3" w15:restartNumberingAfterBreak="0">
+  <w:abstractNum w:abstractNumId="5" w15:restartNumberingAfterBreak="0">
+    <w:nsid w:val="14356F42"/>
+    <w:multiLevelType w:val="hybridMultilevel"/>
+    <w:tmpl w:val="4E6AA92E"/>
+    <w:lvl w:ilvl="0" w:tplc="CC987D4C">
+      <w:start w:val="1"/>
+      <w:numFmt w:val="decimal"/>
+      <w:lvlText w:val="%1."/>
+      <w:lvlJc w:val="left"/>
+      <w:pPr>
+        <w:ind w:left="374" w:hanging="360"/>
+      </w:pPr>
+      <w:rPr>
+        <w:rFonts w:hint="default"/>
+      </w:rPr>
+    </w:lvl>
+    <w:lvl w:ilvl="1" w:tplc="0C0A0019" w:tentative="1">
+      <w:start w:val="1"/>
+      <w:numFmt w:val="lowerLetter"/>
+      <w:lvlText w:val="%2."/>
+      <w:lvlJc w:val="left"/>
+      <w:pPr>
+        <w:ind w:left="1094" w:hanging="360"/>
+      </w:pPr>
+    </w:lvl>
+    <w:lvl w:ilvl="2" w:tplc="0C0A001B" w:tentative="1">
+      <w:start w:val="1"/>
+      <w:numFmt w:val="lowerRoman"/>
+      <w:lvlText w:val="%3."/>
+      <w:lvlJc w:val="right"/>
+      <w:pPr>
+        <w:ind w:left="1814" w:hanging="180"/>
+      </w:pPr>
+    </w:lvl>
+    <w:lvl w:ilvl="3" w:tplc="0C0A000F" w:tentative="1">
+      <w:start w:val="1"/>
+      <w:numFmt w:val="decimal"/>
+      <w:lvlText w:val="%4."/>
+      <w:lvlJc w:val="left"/>
+      <w:pPr>
+        <w:ind w:left="2534" w:hanging="360"/>
+      </w:pPr>
+    </w:lvl>
+    <w:lvl w:ilvl="4" w:tplc="0C0A0019" w:tentative="1">
+      <w:start w:val="1"/>
+      <w:numFmt w:val="lowerLetter"/>
+      <w:lvlText w:val="%5."/>
+      <w:lvlJc w:val="left"/>
+      <w:pPr>
+        <w:ind w:left="3254" w:hanging="360"/>
+      </w:pPr>
+    </w:lvl>
+    <w:lvl w:ilvl="5" w:tplc="0C0A001B" w:tentative="1">
+      <w:start w:val="1"/>
+      <w:numFmt w:val="lowerRoman"/>
+      <w:lvlText w:val="%6."/>
+      <w:lvlJc w:val="right"/>
+      <w:pPr>
+        <w:ind w:left="3974" w:hanging="180"/>
+      </w:pPr>
+    </w:lvl>
+    <w:lvl w:ilvl="6" w:tplc="0C0A000F" w:tentative="1">
+      <w:start w:val="1"/>
+      <w:numFmt w:val="decimal"/>
+      <w:lvlText w:val="%7."/>
+      <w:lvlJc w:val="left"/>
+      <w:pPr>
+        <w:ind w:left="4694" w:hanging="360"/>
+      </w:pPr>
+    </w:lvl>
+    <w:lvl w:ilvl="7" w:tplc="0C0A0019" w:tentative="1">
+      <w:start w:val="1"/>
+      <w:numFmt w:val="lowerLetter"/>
+      <w:lvlText w:val="%8."/>
+      <w:lvlJc w:val="left"/>
+      <w:pPr>
+        <w:ind w:left="5414" w:hanging="360"/>
+      </w:pPr>
+    </w:lvl>
+    <w:lvl w:ilvl="8" w:tplc="0C0A001B" w:tentative="1">
+      <w:start w:val="1"/>
+      <w:numFmt w:val="lowerRoman"/>
+      <w:lvlText w:val="%9."/>
+      <w:lvlJc w:val="right"/>
+      <w:pPr>
+        <w:ind w:left="6134" w:hanging="180"/>
+      </w:pPr>
+    </w:lvl>
+  </w:abstractNum>
+  <w:abstractNum w:abstractNumId="6" w15:restartNumberingAfterBreak="0">
+    <w:nsid w:val="302A7D05"/>
+    <w:multiLevelType w:val="hybridMultilevel"/>
+    <w:tmpl w:val="4226082A"/>
+    <w:lvl w:ilvl="0" w:tplc="FFFFFFFF">
+      <w:start w:val="1"/>
+      <w:numFmt w:val="decimal"/>
+      <w:lvlText w:val="%1."/>
+      <w:lvlJc w:val="left"/>
+      <w:pPr>
+        <w:ind w:left="374" w:hanging="360"/>
+      </w:pPr>
+      <w:rPr>
+        <w:rFonts w:hint="default"/>
+      </w:rPr>
+    </w:lvl>
+    <w:lvl w:ilvl="1" w:tplc="FFFFFFFF" w:tentative="1">
+      <w:start w:val="1"/>
+      <w:numFmt w:val="lowerLetter"/>
+      <w:lvlText w:val="%2."/>
+      <w:lvlJc w:val="left"/>
+      <w:pPr>
+        <w:ind w:left="1094" w:hanging="360"/>
+      </w:pPr>
+    </w:lvl>
+    <w:lvl w:ilvl="2" w:tplc="FFFFFFFF" w:tentative="1">
+      <w:start w:val="1"/>
+      <w:numFmt w:val="lowerRoman"/>
+      <w:lvlText w:val="%3."/>
+      <w:lvlJc w:val="right"/>
+      <w:pPr>
+        <w:ind w:left="1814" w:hanging="180"/>
+      </w:pPr>
+    </w:lvl>
+    <w:lvl w:ilvl="3" w:tplc="FFFFFFFF" w:tentative="1">
+      <w:start w:val="1"/>
+      <w:numFmt w:val="decimal"/>
+      <w:lvlText w:val="%4."/>
+      <w:lvlJc w:val="left"/>
+      <w:pPr>
+        <w:ind w:left="2534" w:hanging="360"/>
+      </w:pPr>
+    </w:lvl>
+    <w:lvl w:ilvl="4" w:tplc="FFFFFFFF" w:tentative="1">
+      <w:start w:val="1"/>
+      <w:numFmt w:val="lowerLetter"/>
+      <w:lvlText w:val="%5."/>
+      <w:lvlJc w:val="left"/>
+      <w:pPr>
+        <w:ind w:left="3254" w:hanging="360"/>
+      </w:pPr>
+    </w:lvl>
+    <w:lvl w:ilvl="5" w:tplc="FFFFFFFF" w:tentative="1">
+      <w:start w:val="1"/>
+      <w:numFmt w:val="lowerRoman"/>
+      <w:lvlText w:val="%6."/>
+      <w:lvlJc w:val="right"/>
+      <w:pPr>
+        <w:ind w:left="3974" w:hanging="180"/>
+      </w:pPr>
+    </w:lvl>
+    <w:lvl w:ilvl="6" w:tplc="FFFFFFFF" w:tentative="1">
+      <w:start w:val="1"/>
+      <w:numFmt w:val="decimal"/>
+      <w:lvlText w:val="%7."/>
+      <w:lvlJc w:val="left"/>
+      <w:pPr>
+        <w:ind w:left="4694" w:hanging="360"/>
+      </w:pPr>
+    </w:lvl>
+    <w:lvl w:ilvl="7" w:tplc="FFFFFFFF" w:tentative="1">
+      <w:start w:val="1"/>
+      <w:numFmt w:val="lowerLetter"/>
+      <w:lvlText w:val="%8."/>
+      <w:lvlJc w:val="left"/>
+      <w:pPr>
+        <w:ind w:left="5414" w:hanging="360"/>
+      </w:pPr>
+    </w:lvl>
+    <w:lvl w:ilvl="8" w:tplc="FFFFFFFF" w:tentative="1">
+      <w:start w:val="1"/>
+      <w:numFmt w:val="lowerRoman"/>
+      <w:lvlText w:val="%9."/>
+      <w:lvlJc w:val="right"/>
+      <w:pPr>
+        <w:ind w:left="6134" w:hanging="180"/>
+      </w:pPr>
+    </w:lvl>
+  </w:abstractNum>
+  <w:abstractNum w:abstractNumId="7" w15:restartNumberingAfterBreak="0">
+    <w:nsid w:val="3EA324D4"/>
+    <w:multiLevelType w:val="hybridMultilevel"/>
+    <w:tmpl w:val="027CC5C6"/>
+    <w:lvl w:ilvl="0" w:tplc="CC987D4C">
+      <w:start w:val="1"/>
+      <w:numFmt w:val="decimal"/>
+      <w:lvlText w:val="%1."/>
+      <w:lvlJc w:val="left"/>
+      <w:pPr>
+        <w:ind w:left="374" w:hanging="360"/>
+      </w:pPr>
+      <w:rPr>
+        <w:rFonts w:hint="default"/>
+      </w:rPr>
+    </w:lvl>
+    <w:lvl w:ilvl="1" w:tplc="0C0A0019" w:tentative="1">
+      <w:start w:val="1"/>
+      <w:numFmt w:val="lowerLetter"/>
+      <w:lvlText w:val="%2."/>
+      <w:lvlJc w:val="left"/>
+      <w:pPr>
+        <w:ind w:left="1094" w:hanging="360"/>
+      </w:pPr>
+    </w:lvl>
+    <w:lvl w:ilvl="2" w:tplc="0C0A001B" w:tentative="1">
+      <w:start w:val="1"/>
+      <w:numFmt w:val="lowerRoman"/>
+      <w:lvlText w:val="%3."/>
+      <w:lvlJc w:val="right"/>
+      <w:pPr>
+        <w:ind w:left="1814" w:hanging="180"/>
+      </w:pPr>
+    </w:lvl>
+    <w:lvl w:ilvl="3" w:tplc="0C0A000F" w:tentative="1">
+      <w:start w:val="1"/>
+      <w:numFmt w:val="decimal"/>
+      <w:lvlText w:val="%4."/>
+      <w:lvlJc w:val="left"/>
+      <w:pPr>
+        <w:ind w:left="2534" w:hanging="360"/>
+      </w:pPr>
+    </w:lvl>
+    <w:lvl w:ilvl="4" w:tplc="0C0A0019" w:tentative="1">
+      <w:start w:val="1"/>
+      <w:numFmt w:val="lowerLetter"/>
+      <w:lvlText w:val="%5."/>
+      <w:lvlJc w:val="left"/>
+      <w:pPr>
+        <w:ind w:left="3254" w:hanging="360"/>
+      </w:pPr>
+    </w:lvl>
+    <w:lvl w:ilvl="5" w:tplc="0C0A001B" w:tentative="1">
+      <w:start w:val="1"/>
+      <w:numFmt w:val="lowerRoman"/>
+      <w:lvlText w:val="%6."/>
+      <w:lvlJc w:val="right"/>
+      <w:pPr>
+        <w:ind w:left="3974" w:hanging="180"/>
+      </w:pPr>
+    </w:lvl>
+    <w:lvl w:ilvl="6" w:tplc="0C0A000F" w:tentative="1">
+      <w:start w:val="1"/>
+      <w:numFmt w:val="decimal"/>
+      <w:lvlText w:val="%7."/>
+      <w:lvlJc w:val="left"/>
+      <w:pPr>
+        <w:ind w:left="4694" w:hanging="360"/>
+      </w:pPr>
+    </w:lvl>
+    <w:lvl w:ilvl="7" w:tplc="0C0A0019" w:tentative="1">
+      <w:start w:val="1"/>
+      <w:numFmt w:val="lowerLetter"/>
+      <w:lvlText w:val="%8."/>
+      <w:lvlJc w:val="left"/>
+      <w:pPr>
+        <w:ind w:left="5414" w:hanging="360"/>
+      </w:pPr>
+    </w:lvl>
+    <w:lvl w:ilvl="8" w:tplc="0C0A001B" w:tentative="1">
+      <w:start w:val="1"/>
+      <w:numFmt w:val="lowerRoman"/>
+      <w:lvlText w:val="%9."/>
+      <w:lvlJc w:val="right"/>
+      <w:pPr>
+        <w:ind w:left="6134" w:hanging="180"/>
+      </w:pPr>
+    </w:lvl>
+  </w:abstractNum>
+  <w:abstractNum w:abstractNumId="8" w15:restartNumberingAfterBreak="0">
+    <w:nsid w:val="45550720"/>
+    <w:multiLevelType w:val="hybridMultilevel"/>
+    <w:tmpl w:val="8BF0DE4C"/>
+    <w:lvl w:ilvl="0" w:tplc="CC987D4C">
+      <w:start w:val="1"/>
+      <w:numFmt w:val="decimal"/>
+      <w:lvlText w:val="%1."/>
+      <w:lvlJc w:val="left"/>
+      <w:pPr>
+        <w:ind w:left="374" w:hanging="360"/>
+      </w:pPr>
+      <w:rPr>
+        <w:rFonts w:hint="default"/>
+      </w:rPr>
+    </w:lvl>
+    <w:lvl w:ilvl="1" w:tplc="0C0A0019" w:tentative="1">
+      <w:start w:val="1"/>
+      <w:numFmt w:val="lowerLetter"/>
+      <w:lvlText w:val="%2."/>
+      <w:lvlJc w:val="left"/>
+      <w:pPr>
+        <w:ind w:left="1094" w:hanging="360"/>
+      </w:pPr>
+    </w:lvl>
+    <w:lvl w:ilvl="2" w:tplc="0C0A001B" w:tentative="1">
+      <w:start w:val="1"/>
+      <w:numFmt w:val="lowerRoman"/>
+      <w:lvlText w:val="%3."/>
+      <w:lvlJc w:val="right"/>
+      <w:pPr>
+        <w:ind w:left="1814" w:hanging="180"/>
+      </w:pPr>
+    </w:lvl>
+    <w:lvl w:ilvl="3" w:tplc="0C0A000F" w:tentative="1">
+      <w:start w:val="1"/>
+      <w:numFmt w:val="decimal"/>
+      <w:lvlText w:val="%4."/>
+      <w:lvlJc w:val="left"/>
+      <w:pPr>
+        <w:ind w:left="2534" w:hanging="360"/>
+      </w:pPr>
+    </w:lvl>
+    <w:lvl w:ilvl="4" w:tplc="0C0A0019" w:tentative="1">
+      <w:start w:val="1"/>
+      <w:numFmt w:val="lowerLetter"/>
+      <w:lvlText w:val="%5."/>
+      <w:lvlJc w:val="left"/>
+      <w:pPr>
+        <w:ind w:left="3254" w:hanging="360"/>
+      </w:pPr>
+    </w:lvl>
+    <w:lvl w:ilvl="5" w:tplc="0C0A001B" w:tentative="1">
+      <w:start w:val="1"/>
+      <w:numFmt w:val="lowerRoman"/>
+      <w:lvlText w:val="%6."/>
+      <w:lvlJc w:val="right"/>
+      <w:pPr>
+        <w:ind w:left="3974" w:hanging="180"/>
+      </w:pPr>
+    </w:lvl>
+    <w:lvl w:ilvl="6" w:tplc="0C0A000F" w:tentative="1">
+      <w:start w:val="1"/>
+      <w:numFmt w:val="decimal"/>
+      <w:lvlText w:val="%7."/>
+      <w:lvlJc w:val="left"/>
+      <w:pPr>
+        <w:ind w:left="4694" w:hanging="360"/>
+      </w:pPr>
+    </w:lvl>
+    <w:lvl w:ilvl="7" w:tplc="0C0A0019" w:tentative="1">
+      <w:start w:val="1"/>
+      <w:numFmt w:val="lowerLetter"/>
+      <w:lvlText w:val="%8."/>
+      <w:lvlJc w:val="left"/>
+      <w:pPr>
+        <w:ind w:left="5414" w:hanging="360"/>
+      </w:pPr>
+    </w:lvl>
+    <w:lvl w:ilvl="8" w:tplc="0C0A001B" w:tentative="1">
+      <w:start w:val="1"/>
+      <w:numFmt w:val="lowerRoman"/>
+      <w:lvlText w:val="%9."/>
+      <w:lvlJc w:val="right"/>
+      <w:pPr>
+        <w:ind w:left="6134" w:hanging="180"/>
+      </w:pPr>
+    </w:lvl>
+  </w:abstractNum>
+  <w:abstractNum w:abstractNumId="9" w15:restartNumberingAfterBreak="0">
     <w:nsid w:val="4B1E77BC"/>
     <w:multiLevelType w:val="hybridMultilevel"/>
     <w:tmpl w:val="29261F96"/>
@@ -4754,7 +5298,7 @@
       </w:rPr>
     </w:lvl>
   </w:abstractNum>
-  <w:abstractNum w:abstractNumId="4" w15:restartNumberingAfterBreak="0">
+  <w:abstractNum w:abstractNumId="10" w15:restartNumberingAfterBreak="0">
     <w:nsid w:val="58243018"/>
     <w:multiLevelType w:val="hybridMultilevel"/>
     <w:tmpl w:val="A57ADBF2"/>
@@ -4966,7 +5510,185 @@
       </w:rPr>
     </w:lvl>
   </w:abstractNum>
-  <w:abstractNum w:abstractNumId="5" w15:restartNumberingAfterBreak="0">
+  <w:abstractNum w:abstractNumId="11" w15:restartNumberingAfterBreak="0">
+    <w:nsid w:val="713B2DF4"/>
+    <w:multiLevelType w:val="hybridMultilevel"/>
+    <w:tmpl w:val="A406FFFA"/>
+    <w:lvl w:ilvl="0" w:tplc="CC987D4C">
+      <w:start w:val="1"/>
+      <w:numFmt w:val="decimal"/>
+      <w:lvlText w:val="%1."/>
+      <w:lvlJc w:val="left"/>
+      <w:pPr>
+        <w:ind w:left="374" w:hanging="360"/>
+      </w:pPr>
+      <w:rPr>
+        <w:rFonts w:hint="default"/>
+      </w:rPr>
+    </w:lvl>
+    <w:lvl w:ilvl="1" w:tplc="0C0A0019" w:tentative="1">
+      <w:start w:val="1"/>
+      <w:numFmt w:val="lowerLetter"/>
+      <w:lvlText w:val="%2."/>
+      <w:lvlJc w:val="left"/>
+      <w:pPr>
+        <w:ind w:left="1094" w:hanging="360"/>
+      </w:pPr>
+    </w:lvl>
+    <w:lvl w:ilvl="2" w:tplc="0C0A001B" w:tentative="1">
+      <w:start w:val="1"/>
+      <w:numFmt w:val="lowerRoman"/>
+      <w:lvlText w:val="%3."/>
+      <w:lvlJc w:val="right"/>
+      <w:pPr>
+        <w:ind w:left="1814" w:hanging="180"/>
+      </w:pPr>
+    </w:lvl>
+    <w:lvl w:ilvl="3" w:tplc="0C0A000F" w:tentative="1">
+      <w:start w:val="1"/>
+      <w:numFmt w:val="decimal"/>
+      <w:lvlText w:val="%4."/>
+      <w:lvlJc w:val="left"/>
+      <w:pPr>
+        <w:ind w:left="2534" w:hanging="360"/>
+      </w:pPr>
+    </w:lvl>
+    <w:lvl w:ilvl="4" w:tplc="0C0A0019" w:tentative="1">
+      <w:start w:val="1"/>
+      <w:numFmt w:val="lowerLetter"/>
+      <w:lvlText w:val="%5."/>
+      <w:lvlJc w:val="left"/>
+      <w:pPr>
+        <w:ind w:left="3254" w:hanging="360"/>
+      </w:pPr>
+    </w:lvl>
+    <w:lvl w:ilvl="5" w:tplc="0C0A001B" w:tentative="1">
+      <w:start w:val="1"/>
+      <w:numFmt w:val="lowerRoman"/>
+      <w:lvlText w:val="%6."/>
+      <w:lvlJc w:val="right"/>
+      <w:pPr>
+        <w:ind w:left="3974" w:hanging="180"/>
+      </w:pPr>
+    </w:lvl>
+    <w:lvl w:ilvl="6" w:tplc="0C0A000F" w:tentative="1">
+      <w:start w:val="1"/>
+      <w:numFmt w:val="decimal"/>
+      <w:lvlText w:val="%7."/>
+      <w:lvlJc w:val="left"/>
+      <w:pPr>
+        <w:ind w:left="4694" w:hanging="360"/>
+      </w:pPr>
+    </w:lvl>
+    <w:lvl w:ilvl="7" w:tplc="0C0A0019" w:tentative="1">
+      <w:start w:val="1"/>
+      <w:numFmt w:val="lowerLetter"/>
+      <w:lvlText w:val="%8."/>
+      <w:lvlJc w:val="left"/>
+      <w:pPr>
+        <w:ind w:left="5414" w:hanging="360"/>
+      </w:pPr>
+    </w:lvl>
+    <w:lvl w:ilvl="8" w:tplc="0C0A001B" w:tentative="1">
+      <w:start w:val="1"/>
+      <w:numFmt w:val="lowerRoman"/>
+      <w:lvlText w:val="%9."/>
+      <w:lvlJc w:val="right"/>
+      <w:pPr>
+        <w:ind w:left="6134" w:hanging="180"/>
+      </w:pPr>
+    </w:lvl>
+  </w:abstractNum>
+  <w:abstractNum w:abstractNumId="12" w15:restartNumberingAfterBreak="0">
+    <w:nsid w:val="7466378C"/>
+    <w:multiLevelType w:val="hybridMultilevel"/>
+    <w:tmpl w:val="97E25618"/>
+    <w:lvl w:ilvl="0" w:tplc="01C09034">
+      <w:start w:val="1"/>
+      <w:numFmt w:val="decimal"/>
+      <w:lvlText w:val="%1."/>
+      <w:lvlJc w:val="left"/>
+      <w:pPr>
+        <w:ind w:left="374" w:hanging="360"/>
+      </w:pPr>
+      <w:rPr>
+        <w:rFonts w:hint="default"/>
+      </w:rPr>
+    </w:lvl>
+    <w:lvl w:ilvl="1" w:tplc="0C0A0019" w:tentative="1">
+      <w:start w:val="1"/>
+      <w:numFmt w:val="lowerLetter"/>
+      <w:lvlText w:val="%2."/>
+      <w:lvlJc w:val="left"/>
+      <w:pPr>
+        <w:ind w:left="1094" w:hanging="360"/>
+      </w:pPr>
+    </w:lvl>
+    <w:lvl w:ilvl="2" w:tplc="0C0A001B" w:tentative="1">
+      <w:start w:val="1"/>
+      <w:numFmt w:val="lowerRoman"/>
+      <w:lvlText w:val="%3."/>
+      <w:lvlJc w:val="right"/>
+      <w:pPr>
+        <w:ind w:left="1814" w:hanging="180"/>
+      </w:pPr>
+    </w:lvl>
+    <w:lvl w:ilvl="3" w:tplc="0C0A000F" w:tentative="1">
+      <w:start w:val="1"/>
+      <w:numFmt w:val="decimal"/>
+      <w:lvlText w:val="%4."/>
+      <w:lvlJc w:val="left"/>
+      <w:pPr>
+        <w:ind w:left="2534" w:hanging="360"/>
+      </w:pPr>
+    </w:lvl>
+    <w:lvl w:ilvl="4" w:tplc="0C0A0019" w:tentative="1">
+      <w:start w:val="1"/>
+      <w:numFmt w:val="lowerLetter"/>
+      <w:lvlText w:val="%5."/>
+      <w:lvlJc w:val="left"/>
+      <w:pPr>
+        <w:ind w:left="3254" w:hanging="360"/>
+      </w:pPr>
+    </w:lvl>
+    <w:lvl w:ilvl="5" w:tplc="0C0A001B" w:tentative="1">
+      <w:start w:val="1"/>
+      <w:numFmt w:val="lowerRoman"/>
+      <w:lvlText w:val="%6."/>
+      <w:lvlJc w:val="right"/>
+      <w:pPr>
+        <w:ind w:left="3974" w:hanging="180"/>
+      </w:pPr>
+    </w:lvl>
+    <w:lvl w:ilvl="6" w:tplc="0C0A000F" w:tentative="1">
+      <w:start w:val="1"/>
+      <w:numFmt w:val="decimal"/>
+      <w:lvlText w:val="%7."/>
+      <w:lvlJc w:val="left"/>
+      <w:pPr>
+        <w:ind w:left="4694" w:hanging="360"/>
+      </w:pPr>
+    </w:lvl>
+    <w:lvl w:ilvl="7" w:tplc="0C0A0019" w:tentative="1">
+      <w:start w:val="1"/>
+      <w:numFmt w:val="lowerLetter"/>
+      <w:lvlText w:val="%8."/>
+      <w:lvlJc w:val="left"/>
+      <w:pPr>
+        <w:ind w:left="5414" w:hanging="360"/>
+      </w:pPr>
+    </w:lvl>
+    <w:lvl w:ilvl="8" w:tplc="0C0A001B" w:tentative="1">
+      <w:start w:val="1"/>
+      <w:numFmt w:val="lowerRoman"/>
+      <w:lvlText w:val="%9."/>
+      <w:lvlJc w:val="right"/>
+      <w:pPr>
+        <w:ind w:left="6134" w:hanging="180"/>
+      </w:pPr>
+    </w:lvl>
+  </w:abstractNum>
+  <w:abstractNum w:abstractNumId="13" w15:restartNumberingAfterBreak="0">
     <w:nsid w:val="74F80F78"/>
     <w:multiLevelType w:val="hybridMultilevel"/>
     <w:tmpl w:val="36386F1C"/>
@@ -5178,11 +5900,11 @@
       </w:rPr>
     </w:lvl>
   </w:abstractNum>
-  <w:abstractNum w:abstractNumId="6" w15:restartNumberingAfterBreak="0">
-    <w:nsid w:val="765D2AEC"/>
+  <w:abstractNum w:abstractNumId="14" w15:restartNumberingAfterBreak="0">
+    <w:nsid w:val="75453931"/>
     <w:multiLevelType w:val="hybridMultilevel"/>
     <w:tmpl w:val="AB80F786"/>
-    <w:lvl w:ilvl="0" w:tplc="75BC4EDE">
+    <w:lvl w:ilvl="0" w:tplc="FFFFFFFF">
       <w:start w:val="1"/>
       <w:numFmt w:val="decimal"/>
       <w:lvlText w:val="%1."/>
@@ -5205,7 +5927,7 @@
         <w:vertAlign w:val="baseline"/>
       </w:rPr>
     </w:lvl>
-    <w:lvl w:ilvl="1" w:tplc="F1F01FEA">
+    <w:lvl w:ilvl="1" w:tplc="FFFFFFFF">
       <w:start w:val="1"/>
       <w:numFmt w:val="lowerLetter"/>
       <w:lvlText w:val="%2"/>
@@ -5228,7 +5950,7 @@
         <w:vertAlign w:val="baseline"/>
       </w:rPr>
     </w:lvl>
-    <w:lvl w:ilvl="2" w:tplc="976CB882">
+    <w:lvl w:ilvl="2" w:tplc="FFFFFFFF">
       <w:start w:val="1"/>
       <w:numFmt w:val="lowerRoman"/>
       <w:lvlText w:val="%3"/>
@@ -5251,7 +5973,7 @@
         <w:vertAlign w:val="baseline"/>
       </w:rPr>
     </w:lvl>
-    <w:lvl w:ilvl="3" w:tplc="EE165504">
+    <w:lvl w:ilvl="3" w:tplc="FFFFFFFF">
       <w:start w:val="1"/>
       <w:numFmt w:val="decimal"/>
       <w:lvlText w:val="%4"/>
@@ -5274,7 +5996,7 @@
         <w:vertAlign w:val="baseline"/>
       </w:rPr>
     </w:lvl>
-    <w:lvl w:ilvl="4" w:tplc="DF6A8A7E">
+    <w:lvl w:ilvl="4" w:tplc="FFFFFFFF">
       <w:start w:val="1"/>
       <w:numFmt w:val="lowerLetter"/>
       <w:lvlText w:val="%5"/>
@@ -5297,7 +6019,7 @@
         <w:vertAlign w:val="baseline"/>
       </w:rPr>
     </w:lvl>
-    <w:lvl w:ilvl="5" w:tplc="67CA3F04">
+    <w:lvl w:ilvl="5" w:tplc="FFFFFFFF">
       <w:start w:val="1"/>
       <w:numFmt w:val="lowerRoman"/>
       <w:lvlText w:val="%6"/>
@@ -5320,7 +6042,7 @@
         <w:vertAlign w:val="baseline"/>
       </w:rPr>
     </w:lvl>
-    <w:lvl w:ilvl="6" w:tplc="D4D44AE6">
+    <w:lvl w:ilvl="6" w:tplc="FFFFFFFF">
       <w:start w:val="1"/>
       <w:numFmt w:val="decimal"/>
       <w:lvlText w:val="%7"/>
@@ -5343,7 +6065,7 @@
         <w:vertAlign w:val="baseline"/>
       </w:rPr>
     </w:lvl>
-    <w:lvl w:ilvl="7" w:tplc="ECFC144C">
+    <w:lvl w:ilvl="7" w:tplc="FFFFFFFF">
       <w:start w:val="1"/>
       <w:numFmt w:val="lowerLetter"/>
       <w:lvlText w:val="%8"/>
@@ -5366,7 +6088,7 @@
         <w:vertAlign w:val="baseline"/>
       </w:rPr>
     </w:lvl>
-    <w:lvl w:ilvl="8" w:tplc="16C26E9C">
+    <w:lvl w:ilvl="8" w:tplc="FFFFFFFF">
       <w:start w:val="1"/>
       <w:numFmt w:val="lowerRoman"/>
       <w:lvlText w:val="%9"/>
@@ -5390,26 +6112,265 @@
       </w:rPr>
     </w:lvl>
   </w:abstractNum>
+  <w:abstractNum w:abstractNumId="15" w15:restartNumberingAfterBreak="0">
+    <w:nsid w:val="765D2AEC"/>
+    <w:multiLevelType w:val="hybridMultilevel"/>
+    <w:tmpl w:val="AB80F786"/>
+    <w:lvl w:ilvl="0" w:tplc="75BC4EDE">
+      <w:start w:val="1"/>
+      <w:numFmt w:val="decimal"/>
+      <w:lvlText w:val="%1."/>
+      <w:lvlJc w:val="left"/>
+      <w:pPr>
+        <w:ind w:left="226"/>
+      </w:pPr>
+      <w:rPr>
+        <w:rFonts w:ascii="Calibri" w:eastAsia="Calibri" w:hAnsi="Calibri" w:cs="Calibri"/>
+        <w:b w:val="0"/>
+        <w:i w:val="0"/>
+        <w:strike w:val="0"/>
+        <w:dstrike w:val="0"/>
+        <w:color w:val="000000"/>
+        <w:sz w:val="22"/>
+        <w:szCs w:val="22"/>
+        <w:u w:val="none" w:color="000000"/>
+        <w:bdr w:val="none" w:sz="0" w:space="0" w:color="auto"/>
+        <w:shd w:val="clear" w:color="auto" w:fill="auto"/>
+        <w:vertAlign w:val="baseline"/>
+      </w:rPr>
+    </w:lvl>
+    <w:lvl w:ilvl="1" w:tplc="F1F01FEA">
+      <w:start w:val="1"/>
+      <w:numFmt w:val="lowerLetter"/>
+      <w:lvlText w:val="%2"/>
+      <w:lvlJc w:val="left"/>
+      <w:pPr>
+        <w:ind w:left="1094"/>
+      </w:pPr>
+      <w:rPr>
+        <w:rFonts w:ascii="Calibri" w:eastAsia="Calibri" w:hAnsi="Calibri" w:cs="Calibri"/>
+        <w:b w:val="0"/>
+        <w:i w:val="0"/>
+        <w:strike w:val="0"/>
+        <w:dstrike w:val="0"/>
+        <w:color w:val="000000"/>
+        <w:sz w:val="22"/>
+        <w:szCs w:val="22"/>
+        <w:u w:val="none" w:color="000000"/>
+        <w:bdr w:val="none" w:sz="0" w:space="0" w:color="auto"/>
+        <w:shd w:val="clear" w:color="auto" w:fill="auto"/>
+        <w:vertAlign w:val="baseline"/>
+      </w:rPr>
+    </w:lvl>
+    <w:lvl w:ilvl="2" w:tplc="976CB882">
+      <w:start w:val="1"/>
+      <w:numFmt w:val="lowerRoman"/>
+      <w:lvlText w:val="%3"/>
+      <w:lvlJc w:val="left"/>
+      <w:pPr>
+        <w:ind w:left="1814"/>
+      </w:pPr>
+      <w:rPr>
+        <w:rFonts w:ascii="Calibri" w:eastAsia="Calibri" w:hAnsi="Calibri" w:cs="Calibri"/>
+        <w:b w:val="0"/>
+        <w:i w:val="0"/>
+        <w:strike w:val="0"/>
+        <w:dstrike w:val="0"/>
+        <w:color w:val="000000"/>
+        <w:sz w:val="22"/>
+        <w:szCs w:val="22"/>
+        <w:u w:val="none" w:color="000000"/>
+        <w:bdr w:val="none" w:sz="0" w:space="0" w:color="auto"/>
+        <w:shd w:val="clear" w:color="auto" w:fill="auto"/>
+        <w:vertAlign w:val="baseline"/>
+      </w:rPr>
+    </w:lvl>
+    <w:lvl w:ilvl="3" w:tplc="EE165504">
+      <w:start w:val="1"/>
+      <w:numFmt w:val="decimal"/>
+      <w:lvlText w:val="%4"/>
+      <w:lvlJc w:val="left"/>
+      <w:pPr>
+        <w:ind w:left="2534"/>
+      </w:pPr>
+      <w:rPr>
+        <w:rFonts w:ascii="Calibri" w:eastAsia="Calibri" w:hAnsi="Calibri" w:cs="Calibri"/>
+        <w:b w:val="0"/>
+        <w:i w:val="0"/>
+        <w:strike w:val="0"/>
+        <w:dstrike w:val="0"/>
+        <w:color w:val="000000"/>
+        <w:sz w:val="22"/>
+        <w:szCs w:val="22"/>
+        <w:u w:val="none" w:color="000000"/>
+        <w:bdr w:val="none" w:sz="0" w:space="0" w:color="auto"/>
+        <w:shd w:val="clear" w:color="auto" w:fill="auto"/>
+        <w:vertAlign w:val="baseline"/>
+      </w:rPr>
+    </w:lvl>
+    <w:lvl w:ilvl="4" w:tplc="DF6A8A7E">
+      <w:start w:val="1"/>
+      <w:numFmt w:val="lowerLetter"/>
+      <w:lvlText w:val="%5"/>
+      <w:lvlJc w:val="left"/>
+      <w:pPr>
+        <w:ind w:left="3254"/>
+      </w:pPr>
+      <w:rPr>
+        <w:rFonts w:ascii="Calibri" w:eastAsia="Calibri" w:hAnsi="Calibri" w:cs="Calibri"/>
+        <w:b w:val="0"/>
+        <w:i w:val="0"/>
+        <w:strike w:val="0"/>
+        <w:dstrike w:val="0"/>
+        <w:color w:val="000000"/>
+        <w:sz w:val="22"/>
+        <w:szCs w:val="22"/>
+        <w:u w:val="none" w:color="000000"/>
+        <w:bdr w:val="none" w:sz="0" w:space="0" w:color="auto"/>
+        <w:shd w:val="clear" w:color="auto" w:fill="auto"/>
+        <w:vertAlign w:val="baseline"/>
+      </w:rPr>
+    </w:lvl>
+    <w:lvl w:ilvl="5" w:tplc="67CA3F04">
+      <w:start w:val="1"/>
+      <w:numFmt w:val="lowerRoman"/>
+      <w:lvlText w:val="%6"/>
+      <w:lvlJc w:val="left"/>
+      <w:pPr>
+        <w:ind w:left="3974"/>
+      </w:pPr>
+      <w:rPr>
+        <w:rFonts w:ascii="Calibri" w:eastAsia="Calibri" w:hAnsi="Calibri" w:cs="Calibri"/>
+        <w:b w:val="0"/>
+        <w:i w:val="0"/>
+        <w:strike w:val="0"/>
+        <w:dstrike w:val="0"/>
+        <w:color w:val="000000"/>
+        <w:sz w:val="22"/>
+        <w:szCs w:val="22"/>
+        <w:u w:val="none" w:color="000000"/>
+        <w:bdr w:val="none" w:sz="0" w:space="0" w:color="auto"/>
+        <w:shd w:val="clear" w:color="auto" w:fill="auto"/>
+        <w:vertAlign w:val="baseline"/>
+      </w:rPr>
+    </w:lvl>
+    <w:lvl w:ilvl="6" w:tplc="D4D44AE6">
+      <w:start w:val="1"/>
+      <w:numFmt w:val="decimal"/>
+      <w:lvlText w:val="%7"/>
+      <w:lvlJc w:val="left"/>
+      <w:pPr>
+        <w:ind w:left="4694"/>
+      </w:pPr>
+      <w:rPr>
+        <w:rFonts w:ascii="Calibri" w:eastAsia="Calibri" w:hAnsi="Calibri" w:cs="Calibri"/>
+        <w:b w:val="0"/>
+        <w:i w:val="0"/>
+        <w:strike w:val="0"/>
+        <w:dstrike w:val="0"/>
+        <w:color w:val="000000"/>
+        <w:sz w:val="22"/>
+        <w:szCs w:val="22"/>
+        <w:u w:val="none" w:color="000000"/>
+        <w:bdr w:val="none" w:sz="0" w:space="0" w:color="auto"/>
+        <w:shd w:val="clear" w:color="auto" w:fill="auto"/>
+        <w:vertAlign w:val="baseline"/>
+      </w:rPr>
+    </w:lvl>
+    <w:lvl w:ilvl="7" w:tplc="ECFC144C">
+      <w:start w:val="1"/>
+      <w:numFmt w:val="lowerLetter"/>
+      <w:lvlText w:val="%8"/>
+      <w:lvlJc w:val="left"/>
+      <w:pPr>
+        <w:ind w:left="5414"/>
+      </w:pPr>
+      <w:rPr>
+        <w:rFonts w:ascii="Calibri" w:eastAsia="Calibri" w:hAnsi="Calibri" w:cs="Calibri"/>
+        <w:b w:val="0"/>
+        <w:i w:val="0"/>
+        <w:strike w:val="0"/>
+        <w:dstrike w:val="0"/>
+        <w:color w:val="000000"/>
+        <w:sz w:val="22"/>
+        <w:szCs w:val="22"/>
+        <w:u w:val="none" w:color="000000"/>
+        <w:bdr w:val="none" w:sz="0" w:space="0" w:color="auto"/>
+        <w:shd w:val="clear" w:color="auto" w:fill="auto"/>
+        <w:vertAlign w:val="baseline"/>
+      </w:rPr>
+    </w:lvl>
+    <w:lvl w:ilvl="8" w:tplc="16C26E9C">
+      <w:start w:val="1"/>
+      <w:numFmt w:val="lowerRoman"/>
+      <w:lvlText w:val="%9"/>
+      <w:lvlJc w:val="left"/>
+      <w:pPr>
+        <w:ind w:left="6134"/>
+      </w:pPr>
+      <w:rPr>
+        <w:rFonts w:ascii="Calibri" w:eastAsia="Calibri" w:hAnsi="Calibri" w:cs="Calibri"/>
+        <w:b w:val="0"/>
+        <w:i w:val="0"/>
+        <w:strike w:val="0"/>
+        <w:dstrike w:val="0"/>
+        <w:color w:val="000000"/>
+        <w:sz w:val="22"/>
+        <w:szCs w:val="22"/>
+        <w:u w:val="none" w:color="000000"/>
+        <w:bdr w:val="none" w:sz="0" w:space="0" w:color="auto"/>
+        <w:shd w:val="clear" w:color="auto" w:fill="auto"/>
+        <w:vertAlign w:val="baseline"/>
+      </w:rPr>
+    </w:lvl>
+  </w:abstractNum>
   <w:num w:numId="1" w16cid:durableId="1485972182">
+    <w:abstractNumId w:val="2"/>
+  </w:num>
+  <w:num w:numId="2" w16cid:durableId="1949964244">
+    <w:abstractNumId w:val="4"/>
+  </w:num>
+  <w:num w:numId="3" w16cid:durableId="1608276207">
+    <w:abstractNumId w:val="15"/>
+  </w:num>
+  <w:num w:numId="4" w16cid:durableId="1761637537">
+    <w:abstractNumId w:val="13"/>
+  </w:num>
+  <w:num w:numId="5" w16cid:durableId="1733499131">
+    <w:abstractNumId w:val="10"/>
+  </w:num>
+  <w:num w:numId="6" w16cid:durableId="788282288">
+    <w:abstractNumId w:val="3"/>
+  </w:num>
+  <w:num w:numId="7" w16cid:durableId="1366977017">
+    <w:abstractNumId w:val="9"/>
+  </w:num>
+  <w:num w:numId="8" w16cid:durableId="262962931">
+    <w:abstractNumId w:val="12"/>
+  </w:num>
+  <w:num w:numId="9" w16cid:durableId="1510218328">
+    <w:abstractNumId w:val="14"/>
+  </w:num>
+  <w:num w:numId="10" w16cid:durableId="950866453">
+    <w:abstractNumId w:val="1"/>
+  </w:num>
+  <w:num w:numId="11" w16cid:durableId="1771706649">
+    <w:abstractNumId w:val="6"/>
+  </w:num>
+  <w:num w:numId="12" w16cid:durableId="1518156605">
+    <w:abstractNumId w:val="11"/>
+  </w:num>
+  <w:num w:numId="13" w16cid:durableId="1747336757">
+    <w:abstractNumId w:val="8"/>
+  </w:num>
+  <w:num w:numId="14" w16cid:durableId="2009671890">
     <w:abstractNumId w:val="0"/>
   </w:num>
-  <w:num w:numId="2" w16cid:durableId="1949964244">
-    <w:abstractNumId w:val="2"/>
-  </w:num>
-  <w:num w:numId="3" w16cid:durableId="1608276207">
-    <w:abstractNumId w:val="6"/>
-  </w:num>
-  <w:num w:numId="4" w16cid:durableId="1761637537">
+  <w:num w:numId="15" w16cid:durableId="2144228508">
     <w:abstractNumId w:val="5"/>
   </w:num>
-  <w:num w:numId="5" w16cid:durableId="1733499131">
-    <w:abstractNumId w:val="4"/>
-  </w:num>
-  <w:num w:numId="6" w16cid:durableId="788282288">
-    <w:abstractNumId w:val="1"/>
-  </w:num>
-  <w:num w:numId="7" w16cid:durableId="1366977017">
-    <w:abstractNumId w:val="3"/>
+  <w:num w:numId="16" w16cid:durableId="1624851213">
+    <w:abstractNumId w:val="7"/>
   </w:num>
 </w:numbering>
 </file>

--- a/Proyecto/Rebeca_Pavon_Fernandez.docx
+++ b/Proyecto/Rebeca_Pavon_Fernandez.docx
@@ -923,6 +923,9 @@
         <w:jc w:val="right"/>
       </w:pPr>
       <w:r>
+        <w:rPr>
+          <w:noProof/>
+        </w:rPr>
         <w:drawing>
           <wp:inline distT="0" distB="0" distL="0" distR="0" wp14:anchorId="580FA58F" wp14:editId="1D03E0D9">
             <wp:extent cx="5501640" cy="3129915"/>
@@ -1012,19 +1015,7 @@
         <w:rPr>
           <w:b/>
         </w:rPr>
-        <w:t>CU</w:t>
-      </w:r>
-      <w:r>
-        <w:rPr>
-          <w:b/>
-        </w:rPr>
-        <w:t>1</w:t>
-      </w:r>
-      <w:r>
-        <w:rPr>
-          <w:b/>
-        </w:rPr>
-        <w:t>. Gestionar medicación</w:t>
+        <w:t>CU1. Gestionar medicación</w:t>
       </w:r>
       <w:r>
         <w:t xml:space="preserve">   </w:t>
@@ -1381,13 +1372,7 @@
         <w:rPr>
           <w:b/>
         </w:rPr>
-        <w:t xml:space="preserve">CU4. Gestionar </w:t>
-      </w:r>
-      <w:r>
-        <w:rPr>
-          <w:b/>
-        </w:rPr>
-        <w:t>diario de memoria</w:t>
+        <w:t>CU4. Gestionar diario de memoria</w:t>
       </w:r>
       <w:r>
         <w:t xml:space="preserve">   </w:t>
@@ -1523,10 +1508,7 @@
         <w:ind w:right="122" w:hanging="226"/>
       </w:pPr>
       <w:r>
-        <w:t xml:space="preserve">La persona mayor </w:t>
-      </w:r>
-      <w:r>
-        <w:t xml:space="preserve">accede al diario de memoria.   </w:t>
+        <w:t xml:space="preserve">La persona mayor accede al diario de memoria.   </w:t>
       </w:r>
     </w:p>
     <w:p>
@@ -2055,10 +2037,7 @@
               <w:jc w:val="left"/>
             </w:pPr>
             <w:r>
-              <w:t xml:space="preserve">CU1 </w:t>
-            </w:r>
-            <w:r>
-              <w:t>– Gestionar medicación</w:t>
+              <w:t>CU1 – Gestionar medicación</w:t>
             </w:r>
           </w:p>
         </w:tc>
@@ -2174,16 +2153,7 @@
               <w:jc w:val="left"/>
             </w:pPr>
             <w:r>
-              <w:t>CU</w:t>
-            </w:r>
-            <w:r>
-              <w:t>2</w:t>
-            </w:r>
-            <w:r>
-              <w:t xml:space="preserve"> </w:t>
-            </w:r>
-            <w:r>
-              <w:t>– Consultar medicación</w:t>
+              <w:t>CU2 – Consultar medicación</w:t>
             </w:r>
           </w:p>
         </w:tc>
@@ -2305,10 +2275,7 @@
               <w:jc w:val="left"/>
             </w:pPr>
             <w:r>
-              <w:t>CU</w:t>
-            </w:r>
-            <w:r>
-              <w:t>3 – Botón de ayuda</w:t>
+              <w:t>CU3 – Botón de ayuda</w:t>
             </w:r>
           </w:p>
         </w:tc>
@@ -2339,19 +2306,7 @@
               <w:rPr>
                 <w:b/>
               </w:rPr>
-              <w:t>RF</w:t>
-            </w:r>
-            <w:r>
-              <w:rPr>
-                <w:b/>
-              </w:rPr>
-              <w:t>5</w:t>
-            </w:r>
-            <w:r>
-              <w:rPr>
-                <w:b/>
-              </w:rPr>
-              <w:t xml:space="preserve"> </w:t>
+              <w:t xml:space="preserve">RF5 </w:t>
             </w:r>
           </w:p>
         </w:tc>
@@ -2436,10 +2391,7 @@
               <w:jc w:val="left"/>
             </w:pPr>
             <w:r>
-              <w:t>CU</w:t>
-            </w:r>
-            <w:r>
-              <w:t>4 – Gestionar diario de memoria, CU5 – Consultar diario de memoria</w:t>
+              <w:t>CU4 – Gestionar diario de memoria, CU5 – Consultar diario de memoria</w:t>
             </w:r>
           </w:p>
         </w:tc>
@@ -2471,19 +2423,7 @@
                 <w:b/>
               </w:rPr>
               <w:lastRenderedPageBreak/>
-              <w:t>RF</w:t>
-            </w:r>
-            <w:r>
-              <w:rPr>
-                <w:b/>
-              </w:rPr>
-              <w:t>6</w:t>
-            </w:r>
-            <w:r>
-              <w:rPr>
-                <w:b/>
-              </w:rPr>
-              <w:t xml:space="preserve"> </w:t>
+              <w:t xml:space="preserve">RF6 </w:t>
             </w:r>
           </w:p>
         </w:tc>
@@ -2568,13 +2508,7 @@
               <w:jc w:val="left"/>
             </w:pPr>
             <w:r>
-              <w:t>CU</w:t>
-            </w:r>
-            <w:r>
-              <w:t>3 – Botón de ayuda (escenario alternativo)</w:t>
-            </w:r>
-            <w:r>
-              <w:t xml:space="preserve"> </w:t>
+              <w:t xml:space="preserve">CU3 – Botón de ayuda (escenario alternativo) </w:t>
             </w:r>
           </w:p>
         </w:tc>
@@ -2605,19 +2539,7 @@
               <w:rPr>
                 <w:b/>
               </w:rPr>
-              <w:t>RF</w:t>
-            </w:r>
-            <w:r>
-              <w:rPr>
-                <w:b/>
-              </w:rPr>
-              <w:t>7</w:t>
-            </w:r>
-            <w:r>
-              <w:rPr>
-                <w:b/>
-              </w:rPr>
-              <w:t xml:space="preserve"> </w:t>
+              <w:t xml:space="preserve">RF7 </w:t>
             </w:r>
           </w:p>
         </w:tc>
@@ -2702,31 +2624,7 @@
               <w:jc w:val="left"/>
             </w:pPr>
             <w:r>
-              <w:t>CU1,</w:t>
-            </w:r>
-            <w:r>
-              <w:t xml:space="preserve"> </w:t>
-            </w:r>
-            <w:r>
-              <w:t>CU</w:t>
-            </w:r>
-            <w:r>
-              <w:t>4</w:t>
-            </w:r>
-            <w:r>
-              <w:t>,</w:t>
-            </w:r>
-            <w:r>
-              <w:t xml:space="preserve"> </w:t>
-            </w:r>
-            <w:r>
-              <w:t>CU</w:t>
-            </w:r>
-            <w:r>
-              <w:t>5</w:t>
-            </w:r>
-            <w:r>
-              <w:t xml:space="preserve"> </w:t>
+              <w:t xml:space="preserve">CU1, CU4, CU5 </w:t>
             </w:r>
           </w:p>
         </w:tc>
@@ -3517,6 +3415,33 @@
     </w:p>
     <w:p>
       <w:pPr>
+        <w:spacing w:after="56"/>
+        <w:ind w:left="9" w:right="122"/>
+      </w:pPr>
+      <w:r>
+        <w:t>Seguir editando el diseño.</w:t>
+      </w:r>
+    </w:p>
+    <w:p>
+      <w:pPr>
+        <w:spacing w:after="56"/>
+        <w:ind w:left="9" w:right="122"/>
+      </w:pPr>
+      <w:r>
+        <w:t xml:space="preserve">IA: </w:t>
+      </w:r>
+      <w:r>
+        <w:t xml:space="preserve">esta perfecta, lo único que quiero que modifiques es que en el botón rojo en vez de traer botón de ayuda pongas apagar alarma y quites el botón verde donde trae estoy bien. </w:t>
+      </w:r>
+    </w:p>
+    <w:p>
+      <w:pPr>
+        <w:spacing w:after="56"/>
+        <w:ind w:left="9" w:right="122"/>
+      </w:pPr>
+    </w:p>
+    <w:p>
+      <w:pPr>
         <w:spacing w:after="0" w:line="259" w:lineRule="auto"/>
         <w:ind w:left="0" w:right="1669" w:firstLine="0"/>
         <w:jc w:val="right"/>
@@ -3653,6 +3578,9 @@
         <w:jc w:val="right"/>
       </w:pPr>
       <w:r>
+        <w:rPr>
+          <w:noProof/>
+        </w:rPr>
         <w:drawing>
           <wp:inline distT="0" distB="0" distL="0" distR="0" wp14:anchorId="65AE5958" wp14:editId="0E4315B9">
             <wp:extent cx="5501640" cy="3145790"/>
@@ -6897,6 +6825,18 @@
       <w:contextualSpacing/>
     </w:pPr>
   </w:style>
+  <w:style w:type="paragraph" w:styleId="NormalWeb">
+    <w:name w:val="Normal (Web)"/>
+    <w:basedOn w:val="Normal"/>
+    <w:uiPriority w:val="99"/>
+    <w:semiHidden/>
+    <w:unhideWhenUsed/>
+    <w:rsid w:val="000F0C55"/>
+    <w:rPr>
+      <w:rFonts w:ascii="Times New Roman" w:hAnsi="Times New Roman" w:cs="Times New Roman"/>
+      <w:sz w:val="24"/>
+    </w:rPr>
+  </w:style>
 </w:styles>
 </file>
 
